--- a/semester_4/Теория информации/lab1/БПИ24-01_КарапетьянЯР_Лабораторная1_Отчёт.docx
+++ b/semester_4/Теория информации/lab1/БПИ24-01_КарапетьянЯР_Лабораторная1_Отчёт.docx
@@ -1059,27 +1059,14 @@
       <w:r>
         <w:t xml:space="preserve">Таблица </w:t>
       </w:r>
-      <w:r>
-        <w:fldChar w:fldCharType="begin"/>
-      </w:r>
-      <w:r>
-        <w:instrText xml:space="preserve"> SEQ Таблица \* ARABIC </w:instrText>
-      </w:r>
-      <w:r>
-        <w:fldChar w:fldCharType="separate"/>
-      </w:r>
-      <w:r>
-        <w:rPr>
-          <w:noProof/>
-        </w:rPr>
-        <w:t>1</w:t>
-      </w:r>
-      <w:r>
-        <w:rPr>
-          <w:noProof/>
-        </w:rPr>
-        <w:fldChar w:fldCharType="end"/>
-      </w:r>
+      <w:fldSimple w:instr=" SEQ Таблица \* ARABIC ">
+        <w:r>
+          <w:rPr>
+            <w:noProof/>
+          </w:rPr>
+          <w:t>1</w:t>
+        </w:r>
+      </w:fldSimple>
       <w:bookmarkEnd w:id="2"/>
     </w:p>
     <w:tbl>
@@ -2900,13 +2887,28 @@
         <w:t xml:space="preserve"> </w:t>
       </w:r>
       <w:r>
-        <w:t>от 0,01 до 0,99 с шагом 0,01 (Приложение А</w:t>
+        <w:t>от 0,01 до 0,99 с шагом 0,01 (Приложени</w:t>
+      </w:r>
+      <w:r>
+        <w:t>я</w:t>
+      </w:r>
+      <w:r>
+        <w:t xml:space="preserve"> А</w:t>
       </w:r>
       <w:r>
         <w:t>.</w:t>
       </w:r>
       <w:r>
-        <w:t>1)</w:t>
+        <w:t>1</w:t>
+      </w:r>
+      <w:r>
+        <w:t xml:space="preserve">, </w:t>
+      </w:r>
+      <w:r>
+        <w:t>Б.1</w:t>
+      </w:r>
+      <w:r>
+        <w:t>)</w:t>
       </w:r>
       <w:r>
         <w:t>.</w:t>
@@ -3000,7 +3002,16 @@
         <w:t>.</w:t>
       </w:r>
       <w:r>
+        <w:rPr>
+          <w:lang w:val="en-US"/>
+        </w:rPr>
         <w:t>1</w:t>
+      </w:r>
+      <w:r>
+        <w:t>,</w:t>
+      </w:r>
+      <w:r>
+        <w:t xml:space="preserve"> Б2</w:t>
       </w:r>
       <w:r>
         <w:t>) и составляем график полученной зависимости</w:t>
@@ -3123,27 +3134,14 @@
       <w:r>
         <w:t xml:space="preserve">Рисунок </w:t>
       </w:r>
-      <w:r>
-        <w:fldChar w:fldCharType="begin"/>
-      </w:r>
-      <w:r>
-        <w:instrText xml:space="preserve"> SEQ Рисунок \* ARABIC </w:instrText>
-      </w:r>
-      <w:r>
-        <w:fldChar w:fldCharType="separate"/>
-      </w:r>
-      <w:r>
-        <w:rPr>
-          <w:noProof/>
-        </w:rPr>
-        <w:t>1</w:t>
-      </w:r>
-      <w:r>
-        <w:rPr>
-          <w:noProof/>
-        </w:rPr>
-        <w:fldChar w:fldCharType="end"/>
-      </w:r>
+      <w:fldSimple w:instr=" SEQ Рисунок \* ARABIC ">
+        <w:r>
+          <w:rPr>
+            <w:noProof/>
+          </w:rPr>
+          <w:t>1</w:t>
+        </w:r>
+      </w:fldSimple>
       <w:bookmarkEnd w:id="4"/>
       <w:r>
         <w:t xml:space="preserve"> – График зависимости энтропии системы от значения </w:t>
@@ -3364,7 +3362,28 @@
           <w:bCs/>
           <w:szCs w:val="28"/>
         </w:rPr>
-        <w:t>2)</w:t>
+        <w:t>2</w:t>
+      </w:r>
+      <w:r>
+        <w:rPr>
+          <w:bCs/>
+          <w:szCs w:val="28"/>
+        </w:rPr>
+        <w:t xml:space="preserve">, </w:t>
+      </w:r>
+      <w:r>
+        <w:rPr>
+          <w:bCs/>
+          <w:szCs w:val="28"/>
+        </w:rPr>
+        <w:t>Б.3</w:t>
+      </w:r>
+      <w:r>
+        <w:rPr>
+          <w:bCs/>
+          <w:szCs w:val="28"/>
+        </w:rPr>
+        <w:t>)</w:t>
       </w:r>
       <w:r>
         <w:rPr>
@@ -3520,6 +3539,12 @@
         <w:t xml:space="preserve">приложении </w:t>
       </w:r>
       <w:r>
+        <w:t xml:space="preserve">получены с помощью программы в приложении Б.4 </w:t>
+      </w:r>
+      <w:r>
+        <w:t xml:space="preserve">и приведены в приложении </w:t>
+      </w:r>
+      <w:r>
         <w:t>А.</w:t>
       </w:r>
       <w:r>
@@ -3806,7 +3831,6 @@
       <w:r>
         <w:rPr>
           <w:sz w:val="28"/>
-          <w:lang w:val="en-US"/>
         </w:rPr>
         <w:t xml:space="preserve"> </w:t>
       </w:r>
@@ -9254,9 +9278,9 @@
         </w:tc>
       </w:tr>
     </w:tbl>
-    <w:p/>
-    <w:p>
-      <w:r>
+    <w:p>
+      <w:r>
+        <w:lastRenderedPageBreak/>
         <w:tab/>
       </w:r>
       <w:r>
@@ -13517,10 +13541,357 @@
     </w:p>
     <w:p>
       <w:pPr>
+        <w:pStyle w:val="afff4"/>
+      </w:pPr>
+    </w:p>
+    <w:p>
+      <w:pPr>
+        <w:pStyle w:val="afff4"/>
+      </w:pPr>
+      <w:r>
+        <w:lastRenderedPageBreak/>
+        <w:t>Приложение</w:t>
+      </w:r>
+      <w:r>
+        <w:t xml:space="preserve"> </w:t>
+      </w:r>
+      <w:r>
+        <w:t>Б</w:t>
+      </w:r>
+    </w:p>
+    <w:p>
+      <w:pPr>
+        <w:rPr>
+          <w:color w:val="000000" w:themeColor="text1"/>
+        </w:rPr>
+      </w:pPr>
+      <w:r>
+        <w:rPr>
+          <w:color w:val="000000" w:themeColor="text1"/>
+        </w:rPr>
+        <w:t>Листинг программы Б.1</w:t>
+      </w:r>
+    </w:p>
+    <w:p>
+      <w:pPr>
+        <w:rPr>
+          <w:color w:val="7F7F7F" w:themeColor="text1" w:themeTint="80"/>
+        </w:rPr>
+      </w:pPr>
+      <w:r>
+        <w:rPr>
+          <w:color w:val="7F7F7F" w:themeColor="text1" w:themeTint="80"/>
+          <w:lang w:val="en-US"/>
+        </w:rPr>
+        <w:t>import</w:t>
+      </w:r>
+      <w:r>
+        <w:rPr>
+          <w:color w:val="7F7F7F" w:themeColor="text1" w:themeTint="80"/>
+        </w:rPr>
+        <w:t xml:space="preserve"> </w:t>
+      </w:r>
+      <w:r>
+        <w:rPr>
+          <w:color w:val="7F7F7F" w:themeColor="text1" w:themeTint="80"/>
+          <w:lang w:val="en-US"/>
+        </w:rPr>
+        <w:t>math</w:t>
+      </w:r>
+    </w:p>
+    <w:p>
+      <w:pPr>
+        <w:rPr>
+          <w:color w:val="7F7F7F" w:themeColor="text1" w:themeTint="80"/>
+        </w:rPr>
+      </w:pPr>
+    </w:p>
+    <w:p>
+      <w:pPr>
+        <w:rPr>
+          <w:color w:val="7F7F7F" w:themeColor="text1" w:themeTint="80"/>
+        </w:rPr>
+      </w:pPr>
+      <w:r>
+        <w:rPr>
+          <w:color w:val="7F7F7F" w:themeColor="text1" w:themeTint="80"/>
+          <w:lang w:val="en-US"/>
+        </w:rPr>
+        <w:t>def</w:t>
+      </w:r>
+      <w:r>
+        <w:rPr>
+          <w:color w:val="7F7F7F" w:themeColor="text1" w:themeTint="80"/>
+        </w:rPr>
+        <w:t xml:space="preserve"> </w:t>
+      </w:r>
+      <w:r>
+        <w:rPr>
+          <w:color w:val="7F7F7F" w:themeColor="text1" w:themeTint="80"/>
+          <w:lang w:val="en-US"/>
+        </w:rPr>
+        <w:t>n</w:t>
+      </w:r>
+      <w:r>
+        <w:rPr>
+          <w:color w:val="7F7F7F" w:themeColor="text1" w:themeTint="80"/>
+        </w:rPr>
+        <w:t>(</w:t>
+      </w:r>
+      <w:r>
+        <w:rPr>
+          <w:color w:val="7F7F7F" w:themeColor="text1" w:themeTint="80"/>
+          <w:lang w:val="en-US"/>
+        </w:rPr>
+        <w:t>p</w:t>
+      </w:r>
+      <w:r>
+        <w:rPr>
+          <w:color w:val="7F7F7F" w:themeColor="text1" w:themeTint="80"/>
+        </w:rPr>
+        <w:t>):</w:t>
+      </w:r>
+    </w:p>
+    <w:p>
+      <w:pPr>
+        <w:rPr>
+          <w:color w:val="7F7F7F" w:themeColor="text1" w:themeTint="80"/>
+          <w:lang w:val="en-US"/>
+        </w:rPr>
+      </w:pPr>
+      <w:r>
+        <w:rPr>
+          <w:color w:val="7F7F7F" w:themeColor="text1" w:themeTint="80"/>
+          <w:lang w:val="en-US"/>
+        </w:rPr>
+        <w:t> </w:t>
+      </w:r>
+      <w:r>
+        <w:rPr>
+          <w:color w:val="7F7F7F" w:themeColor="text1" w:themeTint="80"/>
+        </w:rPr>
+        <w:t xml:space="preserve"> </w:t>
+      </w:r>
+      <w:r>
+        <w:rPr>
+          <w:color w:val="7F7F7F" w:themeColor="text1" w:themeTint="80"/>
+          <w:lang w:val="en-US"/>
+        </w:rPr>
+        <w:t> </w:t>
+      </w:r>
+      <w:r>
+        <w:rPr>
+          <w:color w:val="7F7F7F" w:themeColor="text1" w:themeTint="80"/>
+        </w:rPr>
+        <w:t xml:space="preserve"> </w:t>
+      </w:r>
+      <w:r>
+        <w:rPr>
+          <w:color w:val="7F7F7F" w:themeColor="text1" w:themeTint="80"/>
+          <w:lang w:val="en-US"/>
+        </w:rPr>
+        <w:t xml:space="preserve">return (-p) * </w:t>
+      </w:r>
+      <w:proofErr w:type="gramStart"/>
+      <w:r>
+        <w:rPr>
+          <w:color w:val="7F7F7F" w:themeColor="text1" w:themeTint="80"/>
+          <w:lang w:val="en-US"/>
+        </w:rPr>
+        <w:t>math.log(</w:t>
+      </w:r>
+      <w:proofErr w:type="gramEnd"/>
+      <w:r>
+        <w:rPr>
+          <w:color w:val="7F7F7F" w:themeColor="text1" w:themeTint="80"/>
+          <w:lang w:val="en-US"/>
+        </w:rPr>
+        <w:t>p, 2)</w:t>
+      </w:r>
+    </w:p>
+    <w:p>
+      <w:pPr>
+        <w:rPr>
+          <w:color w:val="7F7F7F" w:themeColor="text1" w:themeTint="80"/>
+          <w:lang w:val="en-US"/>
+        </w:rPr>
+      </w:pPr>
+    </w:p>
+    <w:p>
+      <w:pPr>
+        <w:rPr>
+          <w:color w:val="7F7F7F" w:themeColor="text1" w:themeTint="80"/>
+          <w:lang w:val="en-US"/>
+        </w:rPr>
+      </w:pPr>
+      <w:r>
+        <w:rPr>
+          <w:color w:val="7F7F7F" w:themeColor="text1" w:themeTint="80"/>
+          <w:lang w:val="en-US"/>
+        </w:rPr>
+        <w:t>def main():</w:t>
+      </w:r>
+    </w:p>
+    <w:p>
+      <w:pPr>
+        <w:rPr>
+          <w:color w:val="7F7F7F" w:themeColor="text1" w:themeTint="80"/>
+          <w:lang w:val="en-US"/>
+        </w:rPr>
+      </w:pPr>
+      <w:r>
+        <w:rPr>
+          <w:color w:val="7F7F7F" w:themeColor="text1" w:themeTint="80"/>
+          <w:lang w:val="en-US"/>
+        </w:rPr>
+        <w:t>    for i in range(1, 100):</w:t>
+      </w:r>
+    </w:p>
+    <w:p>
+      <w:pPr>
+        <w:rPr>
+          <w:color w:val="7F7F7F" w:themeColor="text1" w:themeTint="80"/>
+          <w:lang w:val="en-US"/>
+        </w:rPr>
+      </w:pPr>
+      <w:r>
+        <w:rPr>
+          <w:color w:val="7F7F7F" w:themeColor="text1" w:themeTint="80"/>
+          <w:lang w:val="en-US"/>
+        </w:rPr>
+        <w:t>        p = i/100</w:t>
+      </w:r>
+    </w:p>
+    <w:p>
+      <w:pPr>
+        <w:rPr>
+          <w:color w:val="7F7F7F" w:themeColor="text1" w:themeTint="80"/>
+          <w:lang w:val="en-US"/>
+        </w:rPr>
+      </w:pPr>
+      <w:r>
+        <w:rPr>
+          <w:color w:val="7F7F7F" w:themeColor="text1" w:themeTint="80"/>
+          <w:lang w:val="en-US"/>
+        </w:rPr>
+        <w:t>        print(f"{p} {n(p)}")</w:t>
+      </w:r>
+    </w:p>
+    <w:p>
+      <w:pPr>
+        <w:rPr>
+          <w:color w:val="7F7F7F" w:themeColor="text1" w:themeTint="80"/>
+          <w:lang w:val="en-US"/>
+        </w:rPr>
+      </w:pPr>
+    </w:p>
+    <w:p>
+      <w:pPr>
+        <w:rPr>
+          <w:color w:val="7F7F7F" w:themeColor="text1" w:themeTint="80"/>
+          <w:lang w:val="en-US"/>
+        </w:rPr>
+      </w:pPr>
+      <w:r>
+        <w:rPr>
+          <w:color w:val="7F7F7F" w:themeColor="text1" w:themeTint="80"/>
+          <w:lang w:val="en-US"/>
+        </w:rPr>
+        <w:t>if</w:t>
+      </w:r>
+      <w:r>
+        <w:rPr>
+          <w:color w:val="7F7F7F" w:themeColor="text1" w:themeTint="80"/>
+          <w:lang w:val="en-US"/>
+        </w:rPr>
+        <w:t xml:space="preserve"> __</w:t>
+      </w:r>
+      <w:r>
+        <w:rPr>
+          <w:color w:val="7F7F7F" w:themeColor="text1" w:themeTint="80"/>
+          <w:lang w:val="en-US"/>
+        </w:rPr>
+        <w:t>name</w:t>
+      </w:r>
+      <w:r>
+        <w:rPr>
+          <w:color w:val="7F7F7F" w:themeColor="text1" w:themeTint="80"/>
+          <w:lang w:val="en-US"/>
+        </w:rPr>
+        <w:t>__ == "__</w:t>
+      </w:r>
+      <w:r>
+        <w:rPr>
+          <w:color w:val="7F7F7F" w:themeColor="text1" w:themeTint="80"/>
+          <w:lang w:val="en-US"/>
+        </w:rPr>
+        <w:t>main</w:t>
+      </w:r>
+      <w:r>
+        <w:rPr>
+          <w:color w:val="7F7F7F" w:themeColor="text1" w:themeTint="80"/>
+          <w:lang w:val="en-US"/>
+        </w:rPr>
+        <w:t>__":</w:t>
+      </w:r>
+    </w:p>
+    <w:p>
+      <w:pPr>
+        <w:rPr>
+          <w:color w:val="7F7F7F" w:themeColor="text1" w:themeTint="80"/>
+          <w:lang w:val="en-US"/>
+        </w:rPr>
+      </w:pPr>
+      <w:r>
+        <w:rPr>
+          <w:color w:val="7F7F7F" w:themeColor="text1" w:themeTint="80"/>
+          <w:lang w:val="en-US"/>
+        </w:rPr>
+        <w:t> </w:t>
+      </w:r>
+      <w:r>
+        <w:rPr>
+          <w:color w:val="7F7F7F" w:themeColor="text1" w:themeTint="80"/>
+          <w:lang w:val="en-US"/>
+        </w:rPr>
+        <w:t xml:space="preserve"> </w:t>
+      </w:r>
+      <w:r>
+        <w:rPr>
+          <w:color w:val="7F7F7F" w:themeColor="text1" w:themeTint="80"/>
+          <w:lang w:val="en-US"/>
+        </w:rPr>
+        <w:t> </w:t>
+      </w:r>
+      <w:r>
+        <w:rPr>
+          <w:color w:val="7F7F7F" w:themeColor="text1" w:themeTint="80"/>
+          <w:lang w:val="en-US"/>
+        </w:rPr>
+        <w:t xml:space="preserve"> </w:t>
+      </w:r>
+      <w:r>
+        <w:rPr>
+          <w:color w:val="7F7F7F" w:themeColor="text1" w:themeTint="80"/>
+          <w:lang w:val="en-US"/>
+        </w:rPr>
+        <w:t>main</w:t>
+      </w:r>
+      <w:r>
+        <w:rPr>
+          <w:color w:val="7F7F7F" w:themeColor="text1" w:themeTint="80"/>
+          <w:lang w:val="en-US"/>
+        </w:rPr>
+        <w:t>()</w:t>
+      </w:r>
+    </w:p>
+    <w:p>
+      <w:pPr>
         <w:pStyle w:val="affff0"/>
         <w:jc w:val="both"/>
         <w:rPr>
           <w:sz w:val="28"/>
+          <w:lang w:val="en-US"/>
         </w:rPr>
       </w:pPr>
     </w:p>
@@ -13530,296 +13901,98 @@
         <w:jc w:val="both"/>
         <w:rPr>
           <w:sz w:val="28"/>
-        </w:rPr>
-      </w:pPr>
+          <w:lang w:val="en-US"/>
+        </w:rPr>
+      </w:pPr>
+    </w:p>
+    <w:p>
+      <w:pPr>
+        <w:rPr>
+          <w:color w:val="000000" w:themeColor="text1"/>
+        </w:rPr>
+      </w:pPr>
+      <w:r>
+        <w:rPr>
+          <w:color w:val="000000" w:themeColor="text1"/>
+        </w:rPr>
+        <w:t>Листинг</w:t>
+      </w:r>
+      <w:r>
+        <w:rPr>
+          <w:color w:val="000000" w:themeColor="text1"/>
+          <w:lang w:val="en-US"/>
+        </w:rPr>
+        <w:t xml:space="preserve"> </w:t>
+      </w:r>
+      <w:r>
+        <w:rPr>
+          <w:color w:val="000000" w:themeColor="text1"/>
+        </w:rPr>
+        <w:t>программы</w:t>
+      </w:r>
+      <w:r>
+        <w:rPr>
+          <w:color w:val="000000" w:themeColor="text1"/>
+          <w:lang w:val="en-US"/>
+        </w:rPr>
+        <w:t xml:space="preserve"> </w:t>
+      </w:r>
+      <w:r>
+        <w:rPr>
+          <w:color w:val="000000" w:themeColor="text1"/>
+        </w:rPr>
+        <w:t>Б</w:t>
+      </w:r>
+      <w:r>
+        <w:rPr>
+          <w:color w:val="000000" w:themeColor="text1"/>
+          <w:lang w:val="en-US"/>
+        </w:rPr>
+        <w:t>.</w:t>
+      </w:r>
+      <w:r>
+        <w:rPr>
+          <w:color w:val="000000" w:themeColor="text1"/>
+        </w:rPr>
+        <w:t>2</w:t>
+      </w:r>
     </w:p>
     <w:p>
       <w:pPr>
         <w:pStyle w:val="affff0"/>
         <w:jc w:val="both"/>
         <w:rPr>
-          <w:sz w:val="28"/>
-        </w:rPr>
-      </w:pPr>
+          <w:color w:val="7F7F7F" w:themeColor="text1" w:themeTint="80"/>
+          <w:szCs w:val="24"/>
+          <w:lang w:val="en-US"/>
+        </w:rPr>
+      </w:pPr>
+      <w:r>
+        <w:rPr>
+          <w:color w:val="7F7F7F" w:themeColor="text1" w:themeTint="80"/>
+          <w:szCs w:val="24"/>
+          <w:lang w:val="en-US"/>
+        </w:rPr>
+        <w:t>import math</w:t>
+      </w:r>
     </w:p>
     <w:p>
       <w:pPr>
         <w:pStyle w:val="affff0"/>
         <w:jc w:val="both"/>
         <w:rPr>
-          <w:sz w:val="28"/>
-          <w:lang w:val="en-US"/>
-        </w:rPr>
-      </w:pPr>
-    </w:p>
-    <w:p>
-      <w:pPr>
-        <w:pStyle w:val="afff4"/>
-      </w:pPr>
-      <w:r>
-        <w:t>Приложение</w:t>
-      </w:r>
-      <w:r>
-        <w:rPr>
-          <w:lang w:val="en-US"/>
-        </w:rPr>
-        <w:t xml:space="preserve"> </w:t>
-      </w:r>
-      <w:r>
-        <w:t>Б</w:t>
-      </w:r>
-    </w:p>
-    <w:p>
-      <w:pPr>
-        <w:rPr>
-          <w:color w:val="000000" w:themeColor="text1"/>
-        </w:rPr>
-      </w:pPr>
-      <w:r>
-        <w:rPr>
-          <w:color w:val="000000" w:themeColor="text1"/>
-        </w:rPr>
-        <w:t>Листинг программы Б.1</w:t>
-      </w:r>
-    </w:p>
-    <w:p>
-      <w:pPr>
-        <w:rPr>
-          <w:color w:val="7F7F7F" w:themeColor="text1" w:themeTint="80"/>
-        </w:rPr>
-      </w:pPr>
-      <w:r>
-        <w:rPr>
-          <w:color w:val="7F7F7F" w:themeColor="text1" w:themeTint="80"/>
-          <w:lang w:val="en-US"/>
-        </w:rPr>
-        <w:t>import</w:t>
-      </w:r>
-      <w:r>
-        <w:rPr>
-          <w:color w:val="7F7F7F" w:themeColor="text1" w:themeTint="80"/>
-        </w:rPr>
-        <w:t xml:space="preserve"> </w:t>
-      </w:r>
-      <w:r>
-        <w:rPr>
-          <w:color w:val="7F7F7F" w:themeColor="text1" w:themeTint="80"/>
-          <w:lang w:val="en-US"/>
-        </w:rPr>
-        <w:t>math</w:t>
-      </w:r>
-    </w:p>
-    <w:p>
-      <w:pPr>
-        <w:rPr>
-          <w:color w:val="7F7F7F" w:themeColor="text1" w:themeTint="80"/>
-        </w:rPr>
-      </w:pPr>
-    </w:p>
-    <w:p>
-      <w:pPr>
-        <w:rPr>
-          <w:color w:val="7F7F7F" w:themeColor="text1" w:themeTint="80"/>
-          <w:lang w:val="en-US"/>
-        </w:rPr>
-      </w:pPr>
-      <w:r>
-        <w:rPr>
-          <w:color w:val="7F7F7F" w:themeColor="text1" w:themeTint="80"/>
-          <w:lang w:val="en-US"/>
-        </w:rPr>
-        <w:t>def n(p):</w:t>
-      </w:r>
-    </w:p>
-    <w:p>
-      <w:pPr>
-        <w:rPr>
-          <w:color w:val="7F7F7F" w:themeColor="text1" w:themeTint="80"/>
-          <w:lang w:val="en-US"/>
-        </w:rPr>
-      </w:pPr>
-      <w:r>
-        <w:rPr>
-          <w:color w:val="7F7F7F" w:themeColor="text1" w:themeTint="80"/>
-          <w:lang w:val="en-US"/>
-        </w:rPr>
-        <w:t>    return (-p) * math.log(p, 2)</w:t>
-      </w:r>
-    </w:p>
-    <w:p>
-      <w:pPr>
-        <w:rPr>
-          <w:color w:val="7F7F7F" w:themeColor="text1" w:themeTint="80"/>
-          <w:lang w:val="en-US"/>
-        </w:rPr>
-      </w:pPr>
-    </w:p>
-    <w:p>
-      <w:pPr>
-        <w:rPr>
-          <w:color w:val="7F7F7F" w:themeColor="text1" w:themeTint="80"/>
-          <w:lang w:val="en-US"/>
-        </w:rPr>
-      </w:pPr>
-      <w:r>
-        <w:rPr>
-          <w:color w:val="7F7F7F" w:themeColor="text1" w:themeTint="80"/>
-          <w:lang w:val="en-US"/>
-        </w:rPr>
-        <w:t>def main():</w:t>
-      </w:r>
-    </w:p>
-    <w:p>
-      <w:pPr>
-        <w:rPr>
-          <w:color w:val="7F7F7F" w:themeColor="text1" w:themeTint="80"/>
-          <w:lang w:val="en-US"/>
-        </w:rPr>
-      </w:pPr>
-      <w:r>
-        <w:rPr>
-          <w:color w:val="7F7F7F" w:themeColor="text1" w:themeTint="80"/>
-          <w:lang w:val="en-US"/>
-        </w:rPr>
-        <w:t>    for i in range(1, 100):</w:t>
-      </w:r>
-    </w:p>
-    <w:p>
-      <w:pPr>
-        <w:rPr>
-          <w:color w:val="7F7F7F" w:themeColor="text1" w:themeTint="80"/>
-          <w:lang w:val="en-US"/>
-        </w:rPr>
-      </w:pPr>
-      <w:r>
-        <w:rPr>
-          <w:color w:val="7F7F7F" w:themeColor="text1" w:themeTint="80"/>
-          <w:lang w:val="en-US"/>
-        </w:rPr>
-        <w:t>        p = i/100</w:t>
-      </w:r>
-    </w:p>
-    <w:p>
-      <w:pPr>
-        <w:rPr>
-          <w:color w:val="7F7F7F" w:themeColor="text1" w:themeTint="80"/>
-          <w:lang w:val="en-US"/>
-        </w:rPr>
-      </w:pPr>
-      <w:r>
-        <w:rPr>
-          <w:color w:val="7F7F7F" w:themeColor="text1" w:themeTint="80"/>
-          <w:lang w:val="en-US"/>
-        </w:rPr>
-        <w:t>        print(f"{p} {n(p)}")</w:t>
-      </w:r>
-    </w:p>
-    <w:p>
-      <w:pPr>
-        <w:rPr>
-          <w:color w:val="7F7F7F" w:themeColor="text1" w:themeTint="80"/>
-          <w:lang w:val="en-US"/>
-        </w:rPr>
-      </w:pPr>
-    </w:p>
-    <w:p>
-      <w:pPr>
-        <w:rPr>
-          <w:color w:val="7F7F7F" w:themeColor="text1" w:themeTint="80"/>
-          <w:lang w:val="en-US"/>
-        </w:rPr>
-      </w:pPr>
-      <w:r>
-        <w:rPr>
-          <w:color w:val="7F7F7F" w:themeColor="text1" w:themeTint="80"/>
-          <w:lang w:val="en-US"/>
-        </w:rPr>
-        <w:t>if</w:t>
-      </w:r>
-      <w:r>
-        <w:rPr>
-          <w:color w:val="7F7F7F" w:themeColor="text1" w:themeTint="80"/>
-          <w:lang w:val="en-US"/>
-        </w:rPr>
-        <w:t xml:space="preserve"> __</w:t>
-      </w:r>
-      <w:r>
-        <w:rPr>
-          <w:color w:val="7F7F7F" w:themeColor="text1" w:themeTint="80"/>
-          <w:lang w:val="en-US"/>
-        </w:rPr>
-        <w:t>name</w:t>
-      </w:r>
-      <w:r>
-        <w:rPr>
-          <w:color w:val="7F7F7F" w:themeColor="text1" w:themeTint="80"/>
-          <w:lang w:val="en-US"/>
-        </w:rPr>
-        <w:t>__ == "__</w:t>
-      </w:r>
-      <w:r>
-        <w:rPr>
-          <w:color w:val="7F7F7F" w:themeColor="text1" w:themeTint="80"/>
-          <w:lang w:val="en-US"/>
-        </w:rPr>
-        <w:t>main</w:t>
-      </w:r>
-      <w:r>
-        <w:rPr>
-          <w:color w:val="7F7F7F" w:themeColor="text1" w:themeTint="80"/>
-          <w:lang w:val="en-US"/>
-        </w:rPr>
-        <w:t>__":</w:t>
-      </w:r>
-    </w:p>
-    <w:p>
-      <w:pPr>
-        <w:rPr>
-          <w:color w:val="7F7F7F" w:themeColor="text1" w:themeTint="80"/>
-          <w:lang w:val="en-US"/>
-        </w:rPr>
-      </w:pPr>
-      <w:r>
-        <w:rPr>
-          <w:color w:val="7F7F7F" w:themeColor="text1" w:themeTint="80"/>
-          <w:lang w:val="en-US"/>
-        </w:rPr>
-        <w:t> </w:t>
-      </w:r>
-      <w:r>
-        <w:rPr>
-          <w:color w:val="7F7F7F" w:themeColor="text1" w:themeTint="80"/>
-          <w:lang w:val="en-US"/>
-        </w:rPr>
-        <w:t xml:space="preserve"> </w:t>
-      </w:r>
-      <w:r>
-        <w:rPr>
-          <w:color w:val="7F7F7F" w:themeColor="text1" w:themeTint="80"/>
-          <w:lang w:val="en-US"/>
-        </w:rPr>
-        <w:t> </w:t>
-      </w:r>
-      <w:r>
-        <w:rPr>
-          <w:color w:val="7F7F7F" w:themeColor="text1" w:themeTint="80"/>
-          <w:lang w:val="en-US"/>
-        </w:rPr>
-        <w:t xml:space="preserve"> </w:t>
-      </w:r>
-      <w:r>
-        <w:rPr>
-          <w:color w:val="7F7F7F" w:themeColor="text1" w:themeTint="80"/>
-          <w:lang w:val="en-US"/>
-        </w:rPr>
-        <w:t>main</w:t>
-      </w:r>
-      <w:r>
-        <w:rPr>
-          <w:color w:val="7F7F7F" w:themeColor="text1" w:themeTint="80"/>
-          <w:lang w:val="en-US"/>
-        </w:rPr>
-        <w:t>()</w:t>
+          <w:color w:val="7F7F7F" w:themeColor="text1" w:themeTint="80"/>
+          <w:szCs w:val="24"/>
+          <w:lang w:val="en-US"/>
+        </w:rPr>
+      </w:pPr>
+      <w:r>
+        <w:rPr>
+          <w:color w:val="7F7F7F" w:themeColor="text1" w:themeTint="80"/>
+          <w:szCs w:val="24"/>
+          <w:lang w:val="en-US"/>
+        </w:rPr>
+        <w:t xml:space="preserve">import matplotlib.pyplot as plt </w:t>
       </w:r>
     </w:p>
     <w:p>
@@ -13827,7 +14000,9 @@
         <w:pStyle w:val="affff0"/>
         <w:jc w:val="both"/>
         <w:rPr>
-          <w:sz w:val="28"/>
+          <w:color w:val="7F7F7F" w:themeColor="text1" w:themeTint="80"/>
+          <w:szCs w:val="24"/>
+          <w:lang w:val="en-US"/>
         </w:rPr>
       </w:pPr>
     </w:p>
@@ -13836,21 +14011,18 @@
         <w:pStyle w:val="affff0"/>
         <w:jc w:val="both"/>
         <w:rPr>
-          <w:sz w:val="28"/>
-        </w:rPr>
-      </w:pPr>
-    </w:p>
-    <w:p>
-      <w:pPr>
-        <w:rPr>
-          <w:color w:val="000000" w:themeColor="text1"/>
-        </w:rPr>
-      </w:pPr>
-      <w:r>
-        <w:rPr>
-          <w:color w:val="000000" w:themeColor="text1"/>
-        </w:rPr>
-        <w:t>Листинг программы Б.1</w:t>
+          <w:color w:val="7F7F7F" w:themeColor="text1" w:themeTint="80"/>
+          <w:szCs w:val="24"/>
+          <w:lang w:val="en-US"/>
+        </w:rPr>
+      </w:pPr>
+      <w:r>
+        <w:rPr>
+          <w:color w:val="7F7F7F" w:themeColor="text1" w:themeTint="80"/>
+          <w:szCs w:val="24"/>
+          <w:lang w:val="en-US"/>
+        </w:rPr>
+        <w:t>def H2(p):</w:t>
       </w:r>
     </w:p>
     <w:p>
@@ -13869,7 +14041,7 @@
           <w:szCs w:val="24"/>
           <w:lang w:val="en-US"/>
         </w:rPr>
-        <w:t>import math</w:t>
+        <w:t>    Hx = []</w:t>
       </w:r>
     </w:p>
     <w:p>
@@ -13888,7 +14060,7 @@
           <w:szCs w:val="24"/>
           <w:lang w:val="en-US"/>
         </w:rPr>
-        <w:t xml:space="preserve">import matplotlib.pyplot as plt </w:t>
+        <w:t>    for i in p:</w:t>
       </w:r>
     </w:p>
     <w:p>
@@ -13901,6 +14073,14 @@
           <w:lang w:val="en-US"/>
         </w:rPr>
       </w:pPr>
+      <w:r>
+        <w:rPr>
+          <w:color w:val="7F7F7F" w:themeColor="text1" w:themeTint="80"/>
+          <w:szCs w:val="24"/>
+          <w:lang w:val="en-US"/>
+        </w:rPr>
+        <w:t>        H = (-i) * math.log(i, 2) - (1-i)*math.log((1-i), 2)</w:t>
+      </w:r>
     </w:p>
     <w:p>
       <w:pPr>
@@ -13918,7 +14098,7 @@
           <w:szCs w:val="24"/>
           <w:lang w:val="en-US"/>
         </w:rPr>
-        <w:t>def H2(p):</w:t>
+        <w:t>        Hx.append(H)</w:t>
       </w:r>
     </w:p>
     <w:p>
@@ -13937,7 +14117,23 @@
           <w:szCs w:val="24"/>
           <w:lang w:val="en-US"/>
         </w:rPr>
-        <w:t>    Hx = []</w:t>
+        <w:t>        print(f"{i}</w:t>
+      </w:r>
+      <w:r>
+        <w:rPr>
+          <w:color w:val="7F7F7F" w:themeColor="text1" w:themeTint="80"/>
+          <w:szCs w:val="24"/>
+          <w:lang w:val="en-US"/>
+        </w:rPr>
+        <w:t xml:space="preserve"> </w:t>
+      </w:r>
+      <w:r>
+        <w:rPr>
+          <w:color w:val="7F7F7F" w:themeColor="text1" w:themeTint="80"/>
+          <w:szCs w:val="24"/>
+          <w:lang w:val="en-US"/>
+        </w:rPr>
+        <w:t>{H}")</w:t>
       </w:r>
     </w:p>
     <w:p>
@@ -13956,7 +14152,7 @@
           <w:szCs w:val="24"/>
           <w:lang w:val="en-US"/>
         </w:rPr>
-        <w:t>    for i in p:</w:t>
+        <w:t>    return Hx</w:t>
       </w:r>
     </w:p>
     <w:p>
@@ -13969,14 +14165,6 @@
           <w:lang w:val="en-US"/>
         </w:rPr>
       </w:pPr>
-      <w:r>
-        <w:rPr>
-          <w:color w:val="7F7F7F" w:themeColor="text1" w:themeTint="80"/>
-          <w:szCs w:val="24"/>
-          <w:lang w:val="en-US"/>
-        </w:rPr>
-        <w:t>        H = (-i) * math.log(i, 2) - (1-i)*math.log((1-i), 2)</w:t>
-      </w:r>
     </w:p>
     <w:p>
       <w:pPr>
@@ -13994,7 +14182,7 @@
           <w:szCs w:val="24"/>
           <w:lang w:val="en-US"/>
         </w:rPr>
-        <w:t>        Hx.append(H)</w:t>
+        <w:t>def main():</w:t>
       </w:r>
     </w:p>
     <w:p>
@@ -14013,23 +14201,7 @@
           <w:szCs w:val="24"/>
           <w:lang w:val="en-US"/>
         </w:rPr>
-        <w:t>        print(f"{i}</w:t>
-      </w:r>
-      <w:r>
-        <w:rPr>
-          <w:color w:val="7F7F7F" w:themeColor="text1" w:themeTint="80"/>
-          <w:szCs w:val="24"/>
-          <w:lang w:val="en-US"/>
-        </w:rPr>
-        <w:t xml:space="preserve"> </w:t>
-      </w:r>
-      <w:r>
-        <w:rPr>
-          <w:color w:val="7F7F7F" w:themeColor="text1" w:themeTint="80"/>
-          <w:szCs w:val="24"/>
-          <w:lang w:val="en-US"/>
-        </w:rPr>
-        <w:t>{H}")</w:t>
+        <w:t>    p = [i/100 for i in range(1, 100)]</w:t>
       </w:r>
     </w:p>
     <w:p>
@@ -14039,7 +14211,6 @@
         <w:rPr>
           <w:color w:val="7F7F7F" w:themeColor="text1" w:themeTint="80"/>
           <w:szCs w:val="24"/>
-          <w:lang w:val="en-US"/>
         </w:rPr>
       </w:pPr>
       <w:r>
@@ -14048,7 +14219,14 @@
           <w:szCs w:val="24"/>
           <w:lang w:val="en-US"/>
         </w:rPr>
-        <w:t>    return Hx</w:t>
+        <w:t xml:space="preserve">    </w:t>
+      </w:r>
+      <w:r>
+        <w:rPr>
+          <w:color w:val="7F7F7F" w:themeColor="text1" w:themeTint="80"/>
+          <w:szCs w:val="24"/>
+        </w:rPr>
+        <w:t>H = H2(p)</w:t>
       </w:r>
     </w:p>
     <w:p>
@@ -14058,7 +14236,6 @@
         <w:rPr>
           <w:color w:val="7F7F7F" w:themeColor="text1" w:themeTint="80"/>
           <w:szCs w:val="24"/>
-          <w:lang w:val="en-US"/>
         </w:rPr>
       </w:pPr>
     </w:p>
@@ -14069,16 +14246,14 @@
         <w:rPr>
           <w:color w:val="7F7F7F" w:themeColor="text1" w:themeTint="80"/>
           <w:szCs w:val="24"/>
-          <w:lang w:val="en-US"/>
         </w:rPr>
       </w:pPr>
       <w:r>
         <w:rPr>
           <w:color w:val="7F7F7F" w:themeColor="text1" w:themeTint="80"/>
           <w:szCs w:val="24"/>
-          <w:lang w:val="en-US"/>
-        </w:rPr>
-        <w:t>def main():</w:t>
+        </w:rPr>
+        <w:t>    print("Максимальное значение энтропии: ", max(H))</w:t>
       </w:r>
     </w:p>
     <w:p>
@@ -14088,17 +14263,8 @@
         <w:rPr>
           <w:color w:val="7F7F7F" w:themeColor="text1" w:themeTint="80"/>
           <w:szCs w:val="24"/>
-          <w:lang w:val="en-US"/>
-        </w:rPr>
-      </w:pPr>
-      <w:r>
-        <w:rPr>
-          <w:color w:val="7F7F7F" w:themeColor="text1" w:themeTint="80"/>
-          <w:szCs w:val="24"/>
-          <w:lang w:val="en-US"/>
-        </w:rPr>
-        <w:t>    p = [i/100 for i in range(1, 100)]</w:t>
-      </w:r>
+        </w:rPr>
+      </w:pPr>
     </w:p>
     <w:p>
       <w:pPr>
@@ -14107,13 +14273,13 @@
         <w:rPr>
           <w:color w:val="7F7F7F" w:themeColor="text1" w:themeTint="80"/>
           <w:szCs w:val="24"/>
+          <w:lang w:val="en-US"/>
         </w:rPr>
       </w:pPr>
       <w:r>
         <w:rPr>
           <w:color w:val="7F7F7F" w:themeColor="text1" w:themeTint="80"/>
           <w:szCs w:val="24"/>
-          <w:lang w:val="en-US"/>
         </w:rPr>
         <w:t xml:space="preserve">    </w:t>
       </w:r>
@@ -14121,8 +14287,9 @@
         <w:rPr>
           <w:color w:val="7F7F7F" w:themeColor="text1" w:themeTint="80"/>
           <w:szCs w:val="24"/>
-        </w:rPr>
-        <w:t>H = H2(p)</w:t>
+          <w:lang w:val="en-US"/>
+        </w:rPr>
+        <w:t>plt.plot(p, H)</w:t>
       </w:r>
     </w:p>
     <w:p>
@@ -14132,8 +14299,17 @@
         <w:rPr>
           <w:color w:val="7F7F7F" w:themeColor="text1" w:themeTint="80"/>
           <w:szCs w:val="24"/>
-        </w:rPr>
-      </w:pPr>
+          <w:lang w:val="en-US"/>
+        </w:rPr>
+      </w:pPr>
+      <w:r>
+        <w:rPr>
+          <w:color w:val="7F7F7F" w:themeColor="text1" w:themeTint="80"/>
+          <w:szCs w:val="24"/>
+          <w:lang w:val="en-US"/>
+        </w:rPr>
+        <w:t>    plt.show()</w:t>
+      </w:r>
     </w:p>
     <w:p>
       <w:pPr>
@@ -14142,15 +14318,9 @@
         <w:rPr>
           <w:color w:val="7F7F7F" w:themeColor="text1" w:themeTint="80"/>
           <w:szCs w:val="24"/>
-        </w:rPr>
-      </w:pPr>
-      <w:r>
-        <w:rPr>
-          <w:color w:val="7F7F7F" w:themeColor="text1" w:themeTint="80"/>
-          <w:szCs w:val="24"/>
-        </w:rPr>
-        <w:t>    print("Максимальное значение энтропии: ", max(H))</w:t>
-      </w:r>
+          <w:lang w:val="en-US"/>
+        </w:rPr>
+      </w:pPr>
     </w:p>
     <w:p>
       <w:pPr>
@@ -14159,8 +14329,17 @@
         <w:rPr>
           <w:color w:val="7F7F7F" w:themeColor="text1" w:themeTint="80"/>
           <w:szCs w:val="24"/>
-        </w:rPr>
-      </w:pPr>
+          <w:lang w:val="en-US"/>
+        </w:rPr>
+      </w:pPr>
+      <w:r>
+        <w:rPr>
+          <w:color w:val="7F7F7F" w:themeColor="text1" w:themeTint="80"/>
+          <w:szCs w:val="24"/>
+          <w:lang w:val="en-US"/>
+        </w:rPr>
+        <w:t>if __name__ == "__main__":</w:t>
+      </w:r>
     </w:p>
     <w:p>
       <w:pPr>
@@ -14176,97 +14355,62 @@
         <w:rPr>
           <w:color w:val="7F7F7F" w:themeColor="text1" w:themeTint="80"/>
           <w:szCs w:val="24"/>
-        </w:rPr>
-        <w:t xml:space="preserve">    </w:t>
-      </w:r>
-      <w:r>
-        <w:rPr>
-          <w:color w:val="7F7F7F" w:themeColor="text1" w:themeTint="80"/>
-          <w:szCs w:val="24"/>
-          <w:lang w:val="en-US"/>
-        </w:rPr>
-        <w:t>plt.plot(p, H)</w:t>
-      </w:r>
-    </w:p>
-    <w:p>
-      <w:pPr>
-        <w:pStyle w:val="affff0"/>
-        <w:jc w:val="both"/>
-        <w:rPr>
-          <w:color w:val="7F7F7F" w:themeColor="text1" w:themeTint="80"/>
-          <w:szCs w:val="24"/>
-          <w:lang w:val="en-US"/>
-        </w:rPr>
-      </w:pPr>
-      <w:r>
-        <w:rPr>
-          <w:color w:val="7F7F7F" w:themeColor="text1" w:themeTint="80"/>
-          <w:szCs w:val="24"/>
-          <w:lang w:val="en-US"/>
-        </w:rPr>
-        <w:t>    plt.show()</w:t>
-      </w:r>
-    </w:p>
-    <w:p>
-      <w:pPr>
-        <w:pStyle w:val="affff0"/>
-        <w:jc w:val="both"/>
-        <w:rPr>
-          <w:color w:val="7F7F7F" w:themeColor="text1" w:themeTint="80"/>
-          <w:szCs w:val="24"/>
-          <w:lang w:val="en-US"/>
-        </w:rPr>
-      </w:pPr>
-    </w:p>
-    <w:p>
-      <w:pPr>
-        <w:pStyle w:val="affff0"/>
-        <w:jc w:val="both"/>
-        <w:rPr>
-          <w:color w:val="7F7F7F" w:themeColor="text1" w:themeTint="80"/>
-          <w:szCs w:val="24"/>
-          <w:lang w:val="en-US"/>
-        </w:rPr>
-      </w:pPr>
-      <w:r>
-        <w:rPr>
-          <w:color w:val="7F7F7F" w:themeColor="text1" w:themeTint="80"/>
-          <w:szCs w:val="24"/>
-          <w:lang w:val="en-US"/>
-        </w:rPr>
-        <w:t>if __name__ == "__main__":</w:t>
-      </w:r>
-    </w:p>
-    <w:p>
-      <w:pPr>
-        <w:pStyle w:val="affff0"/>
-        <w:jc w:val="both"/>
-        <w:rPr>
-          <w:color w:val="7F7F7F" w:themeColor="text1" w:themeTint="80"/>
-          <w:szCs w:val="24"/>
-          <w:lang w:val="en-US"/>
-        </w:rPr>
-      </w:pPr>
-      <w:r>
-        <w:rPr>
-          <w:color w:val="7F7F7F" w:themeColor="text1" w:themeTint="80"/>
-          <w:szCs w:val="24"/>
           <w:lang w:val="en-US"/>
         </w:rPr>
         <w:t>    main()</w:t>
       </w:r>
+    </w:p>
+    <w:p>
+      <w:pPr>
+        <w:rPr>
+          <w:lang w:val="en-US"/>
+        </w:rPr>
+      </w:pPr>
+    </w:p>
+    <w:p>
+      <w:pPr>
+        <w:rPr>
+          <w:lang w:val="en-US"/>
+        </w:rPr>
+      </w:pPr>
+    </w:p>
+    <w:p>
+      <w:pPr>
+        <w:rPr>
+          <w:lang w:val="en-US"/>
+        </w:rPr>
+      </w:pPr>
+    </w:p>
+    <w:p>
+      <w:pPr>
+        <w:rPr>
+          <w:lang w:val="en-US"/>
+        </w:rPr>
+      </w:pPr>
+    </w:p>
+    <w:p>
+      <w:pPr>
+        <w:rPr>
+          <w:lang w:val="en-US"/>
+        </w:rPr>
+      </w:pPr>
+    </w:p>
+    <w:p>
+      <w:pPr>
+        <w:rPr>
+          <w:lang w:val="en-US"/>
+        </w:rPr>
+      </w:pPr>
     </w:p>
     <w:p/>
     <w:p/>
     <w:p/>
     <w:p/>
-    <w:p/>
-    <w:p/>
-    <w:p/>
     <w:p>
       <w:pPr>
         <w:rPr>
           <w:color w:val="000000" w:themeColor="text1"/>
+          <w:lang w:val="en-US"/>
         </w:rPr>
       </w:pPr>
       <w:r>
@@ -14274,7 +14418,40 @@
           <w:color w:val="000000" w:themeColor="text1"/>
         </w:rPr>
         <w:lastRenderedPageBreak/>
-        <w:t>Листинг программы Б.3</w:t>
+        <w:t>Листинг</w:t>
+      </w:r>
+      <w:r>
+        <w:rPr>
+          <w:color w:val="000000" w:themeColor="text1"/>
+          <w:lang w:val="en-US"/>
+        </w:rPr>
+        <w:t xml:space="preserve"> </w:t>
+      </w:r>
+      <w:r>
+        <w:rPr>
+          <w:color w:val="000000" w:themeColor="text1"/>
+        </w:rPr>
+        <w:t>программы</w:t>
+      </w:r>
+      <w:r>
+        <w:rPr>
+          <w:color w:val="000000" w:themeColor="text1"/>
+          <w:lang w:val="en-US"/>
+        </w:rPr>
+        <w:t xml:space="preserve"> </w:t>
+      </w:r>
+      <w:r>
+        <w:rPr>
+          <w:color w:val="000000" w:themeColor="text1"/>
+        </w:rPr>
+        <w:t>Б</w:t>
+      </w:r>
+      <w:r>
+        <w:rPr>
+          <w:color w:val="000000" w:themeColor="text1"/>
+          <w:lang w:val="en-US"/>
+        </w:rPr>
+        <w:t>.3</w:t>
       </w:r>
     </w:p>
     <w:p>
@@ -14284,6 +14461,7 @@
         <w:rPr>
           <w:color w:val="7F7F7F" w:themeColor="text1" w:themeTint="80"/>
           <w:szCs w:val="24"/>
+          <w:lang w:val="en-US"/>
         </w:rPr>
       </w:pPr>
       <w:r>
@@ -14298,6 +14476,7 @@
         <w:rPr>
           <w:color w:val="7F7F7F" w:themeColor="text1" w:themeTint="80"/>
           <w:szCs w:val="24"/>
+          <w:lang w:val="en-US"/>
         </w:rPr>
         <w:t xml:space="preserve"> </w:t>
       </w:r>
@@ -14317,6 +14496,7 @@
         <w:rPr>
           <w:color w:val="7F7F7F" w:themeColor="text1" w:themeTint="80"/>
           <w:szCs w:val="24"/>
+          <w:lang w:val="en-US"/>
         </w:rPr>
       </w:pPr>
     </w:p>
@@ -14698,6 +14878,7 @@
         <w:rPr>
           <w:color w:val="7F7F7F" w:themeColor="text1" w:themeTint="80"/>
           <w:szCs w:val="24"/>
+          <w:lang w:val="en-US"/>
         </w:rPr>
       </w:pPr>
       <w:r>
@@ -14708,12 +14889,23 @@
         </w:rPr>
         <w:t xml:space="preserve">    </w:t>
       </w:r>
+      <w:proofErr w:type="gramStart"/>
       <w:r>
         <w:rPr>
           <w:color w:val="7F7F7F" w:themeColor="text1" w:themeTint="80"/>
           <w:szCs w:val="24"/>
-        </w:rPr>
-        <w:t>main()</w:t>
+          <w:lang w:val="en-US"/>
+        </w:rPr>
+        <w:t>main(</w:t>
+      </w:r>
+      <w:proofErr w:type="gramEnd"/>
+      <w:r>
+        <w:rPr>
+          <w:color w:val="7F7F7F" w:themeColor="text1" w:themeTint="80"/>
+          <w:szCs w:val="24"/>
+          <w:lang w:val="en-US"/>
+        </w:rPr>
+        <w:t>)</w:t>
       </w:r>
     </w:p>
     <w:p>
@@ -14722,6 +14914,731 @@
         <w:jc w:val="both"/>
         <w:rPr>
           <w:sz w:val="28"/>
+          <w:lang w:val="en-US"/>
+        </w:rPr>
+      </w:pPr>
+    </w:p>
+    <w:p>
+      <w:pPr>
+        <w:rPr>
+          <w:color w:val="000000" w:themeColor="text1"/>
+        </w:rPr>
+      </w:pPr>
+      <w:r>
+        <w:rPr>
+          <w:color w:val="000000" w:themeColor="text1"/>
+        </w:rPr>
+        <w:t>Листинг</w:t>
+      </w:r>
+      <w:r>
+        <w:rPr>
+          <w:color w:val="000000" w:themeColor="text1"/>
+          <w:lang w:val="en-US"/>
+        </w:rPr>
+        <w:t xml:space="preserve"> </w:t>
+      </w:r>
+      <w:r>
+        <w:rPr>
+          <w:color w:val="000000" w:themeColor="text1"/>
+        </w:rPr>
+        <w:t>программы</w:t>
+      </w:r>
+      <w:r>
+        <w:rPr>
+          <w:color w:val="000000" w:themeColor="text1"/>
+          <w:lang w:val="en-US"/>
+        </w:rPr>
+        <w:t xml:space="preserve"> </w:t>
+      </w:r>
+      <w:r>
+        <w:rPr>
+          <w:color w:val="000000" w:themeColor="text1"/>
+        </w:rPr>
+        <w:t>Б</w:t>
+      </w:r>
+      <w:r>
+        <w:rPr>
+          <w:color w:val="000000" w:themeColor="text1"/>
+          <w:lang w:val="en-US"/>
+        </w:rPr>
+        <w:t>.</w:t>
+      </w:r>
+      <w:r>
+        <w:rPr>
+          <w:color w:val="000000" w:themeColor="text1"/>
+        </w:rPr>
+        <w:t>4</w:t>
+      </w:r>
+    </w:p>
+    <w:p>
+      <w:pPr>
+        <w:rPr>
+          <w:color w:val="7F7F7F" w:themeColor="text1" w:themeTint="80"/>
+          <w:lang w:val="en-US"/>
+        </w:rPr>
+      </w:pPr>
+      <w:r>
+        <w:rPr>
+          <w:color w:val="7F7F7F" w:themeColor="text1" w:themeTint="80"/>
+          <w:lang w:val="en-US"/>
+        </w:rPr>
+        <w:t>import math</w:t>
+      </w:r>
+    </w:p>
+    <w:p>
+      <w:pPr>
+        <w:rPr>
+          <w:color w:val="7F7F7F" w:themeColor="text1" w:themeTint="80"/>
+          <w:lang w:val="en-US"/>
+        </w:rPr>
+      </w:pPr>
+    </w:p>
+    <w:p>
+      <w:pPr>
+        <w:rPr>
+          <w:color w:val="7F7F7F" w:themeColor="text1" w:themeTint="80"/>
+          <w:lang w:val="en-US"/>
+        </w:rPr>
+      </w:pPr>
+      <w:r>
+        <w:rPr>
+          <w:color w:val="7F7F7F" w:themeColor="text1" w:themeTint="80"/>
+          <w:lang w:val="en-US"/>
+        </w:rPr>
+        <w:t>def H(X):</w:t>
+      </w:r>
+    </w:p>
+    <w:p>
+      <w:pPr>
+        <w:rPr>
+          <w:color w:val="7F7F7F" w:themeColor="text1" w:themeTint="80"/>
+          <w:lang w:val="en-US"/>
+        </w:rPr>
+      </w:pPr>
+      <w:r>
+        <w:rPr>
+          <w:color w:val="7F7F7F" w:themeColor="text1" w:themeTint="80"/>
+          <w:lang w:val="en-US"/>
+        </w:rPr>
+        <w:t>    H = 0</w:t>
+      </w:r>
+    </w:p>
+    <w:p>
+      <w:pPr>
+        <w:rPr>
+          <w:color w:val="7F7F7F" w:themeColor="text1" w:themeTint="80"/>
+          <w:lang w:val="en-US"/>
+        </w:rPr>
+      </w:pPr>
+      <w:r>
+        <w:rPr>
+          <w:color w:val="7F7F7F" w:themeColor="text1" w:themeTint="80"/>
+          <w:lang w:val="en-US"/>
+        </w:rPr>
+        <w:t>    for p in X:</w:t>
+      </w:r>
+    </w:p>
+    <w:p>
+      <w:pPr>
+        <w:rPr>
+          <w:color w:val="7F7F7F" w:themeColor="text1" w:themeTint="80"/>
+          <w:lang w:val="en-US"/>
+        </w:rPr>
+      </w:pPr>
+      <w:r>
+        <w:rPr>
+          <w:color w:val="7F7F7F" w:themeColor="text1" w:themeTint="80"/>
+          <w:lang w:val="en-US"/>
+        </w:rPr>
+        <w:t xml:space="preserve">        if p &gt; 0: </w:t>
+      </w:r>
+    </w:p>
+    <w:p>
+      <w:pPr>
+        <w:rPr>
+          <w:color w:val="7F7F7F" w:themeColor="text1" w:themeTint="80"/>
+          <w:lang w:val="en-US"/>
+        </w:rPr>
+      </w:pPr>
+      <w:r>
+        <w:rPr>
+          <w:color w:val="7F7F7F" w:themeColor="text1" w:themeTint="80"/>
+          <w:lang w:val="en-US"/>
+        </w:rPr>
+        <w:t>            H -= p * math.log(p, 2)</w:t>
+      </w:r>
+    </w:p>
+    <w:p>
+      <w:pPr>
+        <w:rPr>
+          <w:color w:val="7F7F7F" w:themeColor="text1" w:themeTint="80"/>
+          <w:lang w:val="en-US"/>
+        </w:rPr>
+      </w:pPr>
+      <w:r>
+        <w:rPr>
+          <w:color w:val="7F7F7F" w:themeColor="text1" w:themeTint="80"/>
+          <w:lang w:val="en-US"/>
+        </w:rPr>
+        <w:t>    return H</w:t>
+      </w:r>
+    </w:p>
+    <w:p>
+      <w:pPr>
+        <w:rPr>
+          <w:color w:val="7F7F7F" w:themeColor="text1" w:themeTint="80"/>
+          <w:lang w:val="en-US"/>
+        </w:rPr>
+      </w:pPr>
+    </w:p>
+    <w:p>
+      <w:pPr>
+        <w:rPr>
+          <w:color w:val="7F7F7F" w:themeColor="text1" w:themeTint="80"/>
+          <w:lang w:val="en-US"/>
+        </w:rPr>
+      </w:pPr>
+      <w:r>
+        <w:rPr>
+          <w:color w:val="7F7F7F" w:themeColor="text1" w:themeTint="80"/>
+          <w:lang w:val="en-US"/>
+        </w:rPr>
+        <w:t>def main():</w:t>
+      </w:r>
+    </w:p>
+    <w:p>
+      <w:pPr>
+        <w:rPr>
+          <w:color w:val="7F7F7F" w:themeColor="text1" w:themeTint="80"/>
+          <w:lang w:val="en-US"/>
+        </w:rPr>
+      </w:pPr>
+      <w:r>
+        <w:rPr>
+          <w:color w:val="7F7F7F" w:themeColor="text1" w:themeTint="80"/>
+          <w:lang w:val="en-US"/>
+        </w:rPr>
+        <w:t>    x = {}</w:t>
+      </w:r>
+    </w:p>
+    <w:p>
+      <w:pPr>
+        <w:rPr>
+          <w:color w:val="7F7F7F" w:themeColor="text1" w:themeTint="80"/>
+          <w:lang w:val="en-US"/>
+        </w:rPr>
+      </w:pPr>
+      <w:r>
+        <w:rPr>
+          <w:color w:val="7F7F7F" w:themeColor="text1" w:themeTint="80"/>
+          <w:lang w:val="en-US"/>
+        </w:rPr>
+        <w:t>    n = 0</w:t>
+      </w:r>
+    </w:p>
+    <w:p>
+      <w:pPr>
+        <w:rPr>
+          <w:color w:val="7F7F7F" w:themeColor="text1" w:themeTint="80"/>
+          <w:lang w:val="en-US"/>
+        </w:rPr>
+      </w:pPr>
+      <w:r>
+        <w:rPr>
+          <w:color w:val="7F7F7F" w:themeColor="text1" w:themeTint="80"/>
+          <w:lang w:val="en-US"/>
+        </w:rPr>
+        <w:t>    text = open("lab1/text.txt", "r", encoding="utf-8").read()</w:t>
+      </w:r>
+    </w:p>
+    <w:p>
+      <w:pPr>
+        <w:rPr>
+          <w:color w:val="7F7F7F" w:themeColor="text1" w:themeTint="80"/>
+          <w:lang w:val="en-US"/>
+        </w:rPr>
+      </w:pPr>
+    </w:p>
+    <w:p>
+      <w:pPr>
+        <w:rPr>
+          <w:color w:val="7F7F7F" w:themeColor="text1" w:themeTint="80"/>
+          <w:lang w:val="en-US"/>
+        </w:rPr>
+      </w:pPr>
+      <w:r>
+        <w:rPr>
+          <w:color w:val="7F7F7F" w:themeColor="text1" w:themeTint="80"/>
+          <w:lang w:val="en-US"/>
+        </w:rPr>
+        <w:t>    for i in text:</w:t>
+      </w:r>
+    </w:p>
+    <w:p>
+      <w:pPr>
+        <w:rPr>
+          <w:color w:val="7F7F7F" w:themeColor="text1" w:themeTint="80"/>
+          <w:lang w:val="en-US"/>
+        </w:rPr>
+      </w:pPr>
+      <w:r>
+        <w:rPr>
+          <w:color w:val="7F7F7F" w:themeColor="text1" w:themeTint="80"/>
+          <w:lang w:val="en-US"/>
+        </w:rPr>
+        <w:t>        symbol = i.lower()</w:t>
+      </w:r>
+    </w:p>
+    <w:p>
+      <w:pPr>
+        <w:rPr>
+          <w:color w:val="7F7F7F" w:themeColor="text1" w:themeTint="80"/>
+          <w:lang w:val="en-US"/>
+        </w:rPr>
+      </w:pPr>
+    </w:p>
+    <w:p>
+      <w:pPr>
+        <w:rPr>
+          <w:color w:val="7F7F7F" w:themeColor="text1" w:themeTint="80"/>
+          <w:lang w:val="en-US"/>
+        </w:rPr>
+      </w:pPr>
+      <w:r>
+        <w:rPr>
+          <w:color w:val="7F7F7F" w:themeColor="text1" w:themeTint="80"/>
+          <w:lang w:val="en-US"/>
+        </w:rPr>
+        <w:t>        if symbol in "</w:t>
+      </w:r>
+      <w:r>
+        <w:rPr>
+          <w:color w:val="7F7F7F" w:themeColor="text1" w:themeTint="80"/>
+        </w:rPr>
+        <w:t>абвгдежзийклмнопрстуфхцчшщъыэюя</w:t>
+      </w:r>
+      <w:r>
+        <w:rPr>
+          <w:color w:val="7F7F7F" w:themeColor="text1" w:themeTint="80"/>
+          <w:lang w:val="en-US"/>
+        </w:rPr>
+        <w:t xml:space="preserve"> ":</w:t>
+      </w:r>
+    </w:p>
+    <w:p>
+      <w:pPr>
+        <w:rPr>
+          <w:color w:val="7F7F7F" w:themeColor="text1" w:themeTint="80"/>
+          <w:lang w:val="en-US"/>
+        </w:rPr>
+      </w:pPr>
+      <w:r>
+        <w:rPr>
+          <w:color w:val="7F7F7F" w:themeColor="text1" w:themeTint="80"/>
+          <w:lang w:val="en-US"/>
+        </w:rPr>
+        <w:t>            if symbol not in x:</w:t>
+      </w:r>
+    </w:p>
+    <w:p>
+      <w:pPr>
+        <w:rPr>
+          <w:color w:val="7F7F7F" w:themeColor="text1" w:themeTint="80"/>
+          <w:lang w:val="en-US"/>
+        </w:rPr>
+      </w:pPr>
+      <w:r>
+        <w:rPr>
+          <w:color w:val="7F7F7F" w:themeColor="text1" w:themeTint="80"/>
+          <w:lang w:val="en-US"/>
+        </w:rPr>
+        <w:t>                x[symbol] = 1</w:t>
+      </w:r>
+    </w:p>
+    <w:p>
+      <w:pPr>
+        <w:rPr>
+          <w:color w:val="7F7F7F" w:themeColor="text1" w:themeTint="80"/>
+          <w:lang w:val="en-US"/>
+        </w:rPr>
+      </w:pPr>
+      <w:r>
+        <w:rPr>
+          <w:color w:val="7F7F7F" w:themeColor="text1" w:themeTint="80"/>
+          <w:lang w:val="en-US"/>
+        </w:rPr>
+        <w:t>            else:</w:t>
+      </w:r>
+    </w:p>
+    <w:p>
+      <w:pPr>
+        <w:rPr>
+          <w:color w:val="7F7F7F" w:themeColor="text1" w:themeTint="80"/>
+          <w:lang w:val="en-US"/>
+        </w:rPr>
+      </w:pPr>
+      <w:r>
+        <w:rPr>
+          <w:color w:val="7F7F7F" w:themeColor="text1" w:themeTint="80"/>
+          <w:lang w:val="en-US"/>
+        </w:rPr>
+        <w:t>                x[symbol] += 1</w:t>
+      </w:r>
+    </w:p>
+    <w:p>
+      <w:pPr>
+        <w:rPr>
+          <w:color w:val="7F7F7F" w:themeColor="text1" w:themeTint="80"/>
+          <w:lang w:val="en-US"/>
+        </w:rPr>
+      </w:pPr>
+      <w:r>
+        <w:rPr>
+          <w:color w:val="7F7F7F" w:themeColor="text1" w:themeTint="80"/>
+          <w:lang w:val="en-US"/>
+        </w:rPr>
+        <w:t>            n += 1</w:t>
+      </w:r>
+    </w:p>
+    <w:p>
+      <w:pPr>
+        <w:rPr>
+          <w:color w:val="7F7F7F" w:themeColor="text1" w:themeTint="80"/>
+          <w:lang w:val="en-US"/>
+        </w:rPr>
+      </w:pPr>
+    </w:p>
+    <w:p>
+      <w:pPr>
+        <w:rPr>
+          <w:color w:val="7F7F7F" w:themeColor="text1" w:themeTint="80"/>
+          <w:lang w:val="en-US"/>
+        </w:rPr>
+      </w:pPr>
+      <w:r>
+        <w:rPr>
+          <w:color w:val="7F7F7F" w:themeColor="text1" w:themeTint="80"/>
+          <w:lang w:val="en-US"/>
+        </w:rPr>
+        <w:t>    X = [i/n for i in x.values()]</w:t>
+      </w:r>
+    </w:p>
+    <w:p>
+      <w:pPr>
+        <w:rPr>
+          <w:color w:val="7F7F7F" w:themeColor="text1" w:themeTint="80"/>
+          <w:lang w:val="en-US"/>
+        </w:rPr>
+      </w:pPr>
+      <w:r>
+        <w:rPr>
+          <w:color w:val="7F7F7F" w:themeColor="text1" w:themeTint="80"/>
+          <w:lang w:val="en-US"/>
+        </w:rPr>
+        <w:t xml:space="preserve">    </w:t>
+      </w:r>
+    </w:p>
+    <w:p>
+      <w:pPr>
+        <w:rPr>
+          <w:color w:val="7F7F7F" w:themeColor="text1" w:themeTint="80"/>
+          <w:lang w:val="en-US"/>
+        </w:rPr>
+      </w:pPr>
+    </w:p>
+    <w:p>
+      <w:pPr>
+        <w:rPr>
+          <w:color w:val="000000" w:themeColor="text1"/>
+        </w:rPr>
+      </w:pPr>
+      <w:r>
+        <w:rPr>
+          <w:color w:val="7F7F7F" w:themeColor="text1" w:themeTint="80"/>
+          <w:lang w:val="en-US"/>
+        </w:rPr>
+        <w:t xml:space="preserve">    </w:t>
+      </w:r>
+      <w:r>
+        <w:rPr>
+          <w:color w:val="7F7F7F" w:themeColor="text1" w:themeTint="80"/>
+        </w:rPr>
+        <w:t xml:space="preserve">               </w:t>
+      </w:r>
+      <w:r>
+        <w:rPr>
+          <w:color w:val="000000" w:themeColor="text1"/>
+        </w:rPr>
+        <w:t>конец программы</w:t>
+      </w:r>
+    </w:p>
+    <w:p>
+      <w:pPr>
+        <w:rPr>
+          <w:color w:val="7F7F7F" w:themeColor="text1" w:themeTint="80"/>
+          <w:lang w:val="en-US"/>
+        </w:rPr>
+      </w:pPr>
+      <w:r>
+        <w:rPr>
+          <w:color w:val="7F7F7F" w:themeColor="text1" w:themeTint="80"/>
+          <w:lang w:val="en-US"/>
+        </w:rPr>
+        <w:t xml:space="preserve">    </w:t>
+      </w:r>
+      <w:r>
+        <w:rPr>
+          <w:color w:val="7F7F7F" w:themeColor="text1" w:themeTint="80"/>
+          <w:lang w:val="en-US"/>
+        </w:rPr>
+        <w:t xml:space="preserve">for i in </w:t>
+      </w:r>
+      <w:proofErr w:type="spellStart"/>
+      <w:proofErr w:type="gramStart"/>
+      <w:r>
+        <w:rPr>
+          <w:color w:val="7F7F7F" w:themeColor="text1" w:themeTint="80"/>
+          <w:lang w:val="en-US"/>
+        </w:rPr>
+        <w:t>x.keys</w:t>
+      </w:r>
+      <w:proofErr w:type="spellEnd"/>
+      <w:proofErr w:type="gramEnd"/>
+      <w:r>
+        <w:rPr>
+          <w:color w:val="7F7F7F" w:themeColor="text1" w:themeTint="80"/>
+          <w:lang w:val="en-US"/>
+        </w:rPr>
+        <w:t>():</w:t>
+      </w:r>
+    </w:p>
+    <w:p>
+      <w:pPr>
+        <w:rPr>
+          <w:color w:val="7F7F7F" w:themeColor="text1" w:themeTint="80"/>
+          <w:lang w:val="en-US"/>
+        </w:rPr>
+      </w:pPr>
+      <w:r>
+        <w:rPr>
+          <w:color w:val="7F7F7F" w:themeColor="text1" w:themeTint="80"/>
+          <w:lang w:val="en-US"/>
+        </w:rPr>
+        <w:t>        if i == ' ':</w:t>
+      </w:r>
+    </w:p>
+    <w:p>
+      <w:pPr>
+        <w:rPr>
+          <w:color w:val="7F7F7F" w:themeColor="text1" w:themeTint="80"/>
+          <w:lang w:val="en-US"/>
+        </w:rPr>
+      </w:pPr>
+      <w:r>
+        <w:rPr>
+          <w:color w:val="7F7F7F" w:themeColor="text1" w:themeTint="80"/>
+          <w:lang w:val="en-US"/>
+        </w:rPr>
+        <w:t>            print(f"</w:t>
+      </w:r>
+      <w:r>
+        <w:rPr>
+          <w:color w:val="7F7F7F" w:themeColor="text1" w:themeTint="80"/>
+        </w:rPr>
+        <w:t>пробел</w:t>
+      </w:r>
+      <w:r>
+        <w:rPr>
+          <w:color w:val="7F7F7F" w:themeColor="text1" w:themeTint="80"/>
+          <w:lang w:val="en-US"/>
+        </w:rPr>
+        <w:t xml:space="preserve"> {x[i]}")</w:t>
+      </w:r>
+    </w:p>
+    <w:p>
+      <w:pPr>
+        <w:rPr>
+          <w:color w:val="7F7F7F" w:themeColor="text1" w:themeTint="80"/>
+          <w:lang w:val="en-US"/>
+        </w:rPr>
+      </w:pPr>
+      <w:r>
+        <w:rPr>
+          <w:color w:val="7F7F7F" w:themeColor="text1" w:themeTint="80"/>
+          <w:lang w:val="en-US"/>
+        </w:rPr>
+        <w:t>        else:</w:t>
+      </w:r>
+    </w:p>
+    <w:p>
+      <w:pPr>
+        <w:rPr>
+          <w:color w:val="7F7F7F" w:themeColor="text1" w:themeTint="80"/>
+          <w:lang w:val="en-US"/>
+        </w:rPr>
+      </w:pPr>
+      <w:r>
+        <w:rPr>
+          <w:color w:val="7F7F7F" w:themeColor="text1" w:themeTint="80"/>
+          <w:lang w:val="en-US"/>
+        </w:rPr>
+        <w:t>            print(f"{i} {x[i]}")</w:t>
+      </w:r>
+    </w:p>
+    <w:p>
+      <w:pPr>
+        <w:rPr>
+          <w:color w:val="7F7F7F" w:themeColor="text1" w:themeTint="80"/>
+          <w:lang w:val="en-US"/>
+        </w:rPr>
+      </w:pPr>
+      <w:r>
+        <w:rPr>
+          <w:color w:val="7F7F7F" w:themeColor="text1" w:themeTint="80"/>
+          <w:lang w:val="en-US"/>
+        </w:rPr>
+        <w:t xml:space="preserve">        </w:t>
+      </w:r>
+    </w:p>
+    <w:p>
+      <w:pPr>
+        <w:rPr>
+          <w:color w:val="7F7F7F" w:themeColor="text1" w:themeTint="80"/>
+          <w:lang w:val="en-US"/>
+        </w:rPr>
+      </w:pPr>
+      <w:r>
+        <w:rPr>
+          <w:color w:val="7F7F7F" w:themeColor="text1" w:themeTint="80"/>
+          <w:lang w:val="en-US"/>
+        </w:rPr>
+        <w:t>    for i in X:</w:t>
+      </w:r>
+    </w:p>
+    <w:p>
+      <w:pPr>
+        <w:rPr>
+          <w:color w:val="7F7F7F" w:themeColor="text1" w:themeTint="80"/>
+          <w:lang w:val="en-US"/>
+        </w:rPr>
+      </w:pPr>
+      <w:r>
+        <w:rPr>
+          <w:color w:val="7F7F7F" w:themeColor="text1" w:themeTint="80"/>
+          <w:lang w:val="en-US"/>
+        </w:rPr>
+        <w:t>        print(round(i, 5))</w:t>
+      </w:r>
+    </w:p>
+    <w:p>
+      <w:pPr>
+        <w:rPr>
+          <w:color w:val="7F7F7F" w:themeColor="text1" w:themeTint="80"/>
+          <w:lang w:val="en-US"/>
+        </w:rPr>
+      </w:pPr>
+      <w:r>
+        <w:rPr>
+          <w:color w:val="7F7F7F" w:themeColor="text1" w:themeTint="80"/>
+          <w:lang w:val="en-US"/>
+        </w:rPr>
+        <w:t>    entr = H(X)</w:t>
+      </w:r>
+    </w:p>
+    <w:p>
+      <w:pPr>
+        <w:rPr>
+          <w:color w:val="7F7F7F" w:themeColor="text1" w:themeTint="80"/>
+          <w:lang w:val="en-US"/>
+        </w:rPr>
+      </w:pPr>
+    </w:p>
+    <w:p>
+      <w:pPr>
+        <w:rPr>
+          <w:color w:val="7F7F7F" w:themeColor="text1" w:themeTint="80"/>
+          <w:lang w:val="en-US"/>
+        </w:rPr>
+      </w:pPr>
+      <w:r>
+        <w:rPr>
+          <w:color w:val="7F7F7F" w:themeColor="text1" w:themeTint="80"/>
+          <w:lang w:val="en-US"/>
+        </w:rPr>
+        <w:t>    print("</w:t>
+      </w:r>
+      <w:r>
+        <w:rPr>
+          <w:color w:val="7F7F7F" w:themeColor="text1" w:themeTint="80"/>
+        </w:rPr>
+        <w:t>Энтропия</w:t>
+      </w:r>
+      <w:r>
+        <w:rPr>
+          <w:color w:val="7F7F7F" w:themeColor="text1" w:themeTint="80"/>
+          <w:lang w:val="en-US"/>
+        </w:rPr>
+        <w:t>: ", entr)</w:t>
+      </w:r>
+    </w:p>
+    <w:p>
+      <w:pPr>
+        <w:rPr>
+          <w:color w:val="7F7F7F" w:themeColor="text1" w:themeTint="80"/>
+          <w:lang w:val="en-US"/>
+        </w:rPr>
+      </w:pPr>
+    </w:p>
+    <w:p>
+      <w:pPr>
+        <w:rPr>
+          <w:color w:val="7F7F7F" w:themeColor="text1" w:themeTint="80"/>
+          <w:lang w:val="en-US"/>
+        </w:rPr>
+      </w:pPr>
+      <w:r>
+        <w:rPr>
+          <w:color w:val="7F7F7F" w:themeColor="text1" w:themeTint="80"/>
+          <w:lang w:val="en-US"/>
+        </w:rPr>
+        <w:t>if __name__ == "__main__":</w:t>
+      </w:r>
+    </w:p>
+    <w:p>
+      <w:pPr>
+        <w:rPr>
+          <w:color w:val="7F7F7F" w:themeColor="text1" w:themeTint="80"/>
+          <w:lang w:val="en-US"/>
+        </w:rPr>
+      </w:pPr>
+      <w:r>
+        <w:rPr>
+          <w:color w:val="7F7F7F" w:themeColor="text1" w:themeTint="80"/>
+          <w:lang w:val="en-US"/>
+        </w:rPr>
+        <w:t xml:space="preserve">    </w:t>
+      </w:r>
+      <w:proofErr w:type="gramStart"/>
+      <w:r>
+        <w:rPr>
+          <w:color w:val="7F7F7F" w:themeColor="text1" w:themeTint="80"/>
+          <w:lang w:val="en-US"/>
+        </w:rPr>
+        <w:t>main(</w:t>
+      </w:r>
+      <w:proofErr w:type="gramEnd"/>
+      <w:r>
+        <w:rPr>
+          <w:color w:val="7F7F7F" w:themeColor="text1" w:themeTint="80"/>
+          <w:lang w:val="en-US"/>
+        </w:rPr>
+        <w:t>)</w:t>
+      </w:r>
+    </w:p>
+    <w:p>
+      <w:pPr>
+        <w:rPr>
+          <w:lang w:val="en-US"/>
         </w:rPr>
       </w:pPr>
     </w:p>
@@ -14730,623 +15647,36 @@
         <w:pStyle w:val="affff0"/>
         <w:jc w:val="both"/>
         <w:rPr>
-          <w:b/>
-          <w:bCs/>
           <w:sz w:val="28"/>
         </w:rPr>
       </w:pPr>
     </w:p>
-    <w:p>
-      <w:pPr>
-        <w:rPr>
-          <w:color w:val="7F7F7F" w:themeColor="text1" w:themeTint="80"/>
-          <w:lang w:val="en-US"/>
-        </w:rPr>
-      </w:pPr>
-      <w:r>
-        <w:rPr>
-          <w:color w:val="7F7F7F" w:themeColor="text1" w:themeTint="80"/>
-          <w:lang w:val="en-US"/>
-        </w:rPr>
-        <w:t>import math</w:t>
-      </w:r>
-    </w:p>
-    <w:p>
-      <w:pPr>
-        <w:rPr>
-          <w:color w:val="7F7F7F" w:themeColor="text1" w:themeTint="80"/>
-          <w:lang w:val="en-US"/>
-        </w:rPr>
-      </w:pPr>
-    </w:p>
-    <w:p>
-      <w:pPr>
-        <w:rPr>
-          <w:color w:val="7F7F7F" w:themeColor="text1" w:themeTint="80"/>
-          <w:lang w:val="en-US"/>
-        </w:rPr>
-      </w:pPr>
-      <w:r>
-        <w:rPr>
-          <w:color w:val="7F7F7F" w:themeColor="text1" w:themeTint="80"/>
-          <w:lang w:val="en-US"/>
-        </w:rPr>
-        <w:t>def H(X):</w:t>
-      </w:r>
-    </w:p>
-    <w:p>
-      <w:pPr>
-        <w:rPr>
-          <w:color w:val="7F7F7F" w:themeColor="text1" w:themeTint="80"/>
-          <w:lang w:val="en-US"/>
-        </w:rPr>
-      </w:pPr>
-      <w:r>
-        <w:rPr>
-          <w:color w:val="7F7F7F" w:themeColor="text1" w:themeTint="80"/>
-          <w:lang w:val="en-US"/>
-        </w:rPr>
-        <w:t>    H = 0</w:t>
-      </w:r>
-    </w:p>
-    <w:p>
-      <w:pPr>
-        <w:rPr>
-          <w:color w:val="7F7F7F" w:themeColor="text1" w:themeTint="80"/>
-          <w:lang w:val="en-US"/>
-        </w:rPr>
-      </w:pPr>
-      <w:r>
-        <w:rPr>
-          <w:color w:val="7F7F7F" w:themeColor="text1" w:themeTint="80"/>
-          <w:lang w:val="en-US"/>
-        </w:rPr>
-        <w:t>    for p in X:</w:t>
-      </w:r>
-    </w:p>
-    <w:p>
-      <w:pPr>
-        <w:rPr>
-          <w:color w:val="7F7F7F" w:themeColor="text1" w:themeTint="80"/>
-          <w:lang w:val="en-US"/>
-        </w:rPr>
-      </w:pPr>
-      <w:r>
-        <w:rPr>
-          <w:color w:val="7F7F7F" w:themeColor="text1" w:themeTint="80"/>
-          <w:lang w:val="en-US"/>
-        </w:rPr>
-        <w:t xml:space="preserve">        if p &gt; 0: </w:t>
-      </w:r>
-    </w:p>
-    <w:p>
-      <w:pPr>
-        <w:rPr>
-          <w:color w:val="7F7F7F" w:themeColor="text1" w:themeTint="80"/>
-          <w:lang w:val="en-US"/>
-        </w:rPr>
-      </w:pPr>
-      <w:r>
-        <w:rPr>
-          <w:color w:val="7F7F7F" w:themeColor="text1" w:themeTint="80"/>
-          <w:lang w:val="en-US"/>
-        </w:rPr>
-        <w:t>            H -= p * math.log(p, 2)</w:t>
-      </w:r>
-    </w:p>
-    <w:p>
-      <w:pPr>
-        <w:rPr>
-          <w:color w:val="7F7F7F" w:themeColor="text1" w:themeTint="80"/>
-          <w:lang w:val="en-US"/>
-        </w:rPr>
-      </w:pPr>
-      <w:r>
-        <w:rPr>
-          <w:color w:val="7F7F7F" w:themeColor="text1" w:themeTint="80"/>
-          <w:lang w:val="en-US"/>
-        </w:rPr>
-        <w:t>    return H</w:t>
-      </w:r>
-    </w:p>
-    <w:p>
-      <w:pPr>
-        <w:rPr>
-          <w:color w:val="7F7F7F" w:themeColor="text1" w:themeTint="80"/>
-          <w:lang w:val="en-US"/>
-        </w:rPr>
-      </w:pPr>
-    </w:p>
-    <w:p>
-      <w:pPr>
-        <w:rPr>
-          <w:color w:val="7F7F7F" w:themeColor="text1" w:themeTint="80"/>
-          <w:lang w:val="en-US"/>
-        </w:rPr>
-      </w:pPr>
-      <w:r>
-        <w:rPr>
-          <w:color w:val="7F7F7F" w:themeColor="text1" w:themeTint="80"/>
-          <w:lang w:val="en-US"/>
-        </w:rPr>
-        <w:t>def main():</w:t>
-      </w:r>
-    </w:p>
-    <w:p>
-      <w:pPr>
-        <w:rPr>
-          <w:color w:val="7F7F7F" w:themeColor="text1" w:themeTint="80"/>
-          <w:lang w:val="en-US"/>
-        </w:rPr>
-      </w:pPr>
-      <w:r>
-        <w:rPr>
-          <w:color w:val="7F7F7F" w:themeColor="text1" w:themeTint="80"/>
-          <w:lang w:val="en-US"/>
-        </w:rPr>
-        <w:t>    x = {}</w:t>
-      </w:r>
-    </w:p>
-    <w:p>
-      <w:pPr>
-        <w:rPr>
-          <w:color w:val="7F7F7F" w:themeColor="text1" w:themeTint="80"/>
-          <w:lang w:val="en-US"/>
-        </w:rPr>
-      </w:pPr>
-      <w:r>
-        <w:rPr>
-          <w:color w:val="7F7F7F" w:themeColor="text1" w:themeTint="80"/>
-          <w:lang w:val="en-US"/>
-        </w:rPr>
-        <w:t>    n = 0</w:t>
-      </w:r>
-    </w:p>
-    <w:p>
-      <w:pPr>
-        <w:rPr>
-          <w:color w:val="7F7F7F" w:themeColor="text1" w:themeTint="80"/>
-          <w:lang w:val="en-US"/>
-        </w:rPr>
-      </w:pPr>
-      <w:r>
-        <w:rPr>
-          <w:color w:val="7F7F7F" w:themeColor="text1" w:themeTint="80"/>
-          <w:lang w:val="en-US"/>
-        </w:rPr>
-        <w:t>    text = open("lab1/text.txt", "r", encoding="utf-8").read()</w:t>
-      </w:r>
-    </w:p>
-    <w:p>
-      <w:pPr>
-        <w:rPr>
-          <w:color w:val="7F7F7F" w:themeColor="text1" w:themeTint="80"/>
-          <w:lang w:val="en-US"/>
-        </w:rPr>
-      </w:pPr>
-    </w:p>
-    <w:p>
-      <w:pPr>
-        <w:rPr>
-          <w:color w:val="7F7F7F" w:themeColor="text1" w:themeTint="80"/>
-          <w:lang w:val="en-US"/>
-        </w:rPr>
-      </w:pPr>
-      <w:r>
-        <w:rPr>
-          <w:color w:val="7F7F7F" w:themeColor="text1" w:themeTint="80"/>
-          <w:lang w:val="en-US"/>
-        </w:rPr>
-        <w:t>    for i in text:</w:t>
-      </w:r>
-    </w:p>
-    <w:p>
-      <w:pPr>
-        <w:rPr>
-          <w:color w:val="7F7F7F" w:themeColor="text1" w:themeTint="80"/>
-          <w:lang w:val="en-US"/>
-        </w:rPr>
-      </w:pPr>
-      <w:r>
-        <w:rPr>
-          <w:color w:val="7F7F7F" w:themeColor="text1" w:themeTint="80"/>
-          <w:lang w:val="en-US"/>
-        </w:rPr>
-        <w:t>        symbol = i.lower()</w:t>
-      </w:r>
-    </w:p>
-    <w:p>
-      <w:pPr>
-        <w:rPr>
-          <w:color w:val="7F7F7F" w:themeColor="text1" w:themeTint="80"/>
-          <w:lang w:val="en-US"/>
-        </w:rPr>
-      </w:pPr>
-    </w:p>
-    <w:p>
-      <w:pPr>
-        <w:rPr>
-          <w:color w:val="7F7F7F" w:themeColor="text1" w:themeTint="80"/>
-          <w:lang w:val="en-US"/>
-        </w:rPr>
-      </w:pPr>
-      <w:r>
-        <w:rPr>
-          <w:color w:val="7F7F7F" w:themeColor="text1" w:themeTint="80"/>
-          <w:lang w:val="en-US"/>
-        </w:rPr>
-        <w:t>        if symbol in "</w:t>
-      </w:r>
-      <w:r>
-        <w:rPr>
-          <w:color w:val="7F7F7F" w:themeColor="text1" w:themeTint="80"/>
-        </w:rPr>
-        <w:t>абвгдежзийклмнопрстуфхцчшщъыэюя</w:t>
-      </w:r>
-      <w:r>
-        <w:rPr>
-          <w:color w:val="7F7F7F" w:themeColor="text1" w:themeTint="80"/>
-          <w:lang w:val="en-US"/>
-        </w:rPr>
-        <w:t xml:space="preserve"> ":</w:t>
-      </w:r>
-    </w:p>
-    <w:p>
-      <w:pPr>
-        <w:rPr>
-          <w:color w:val="7F7F7F" w:themeColor="text1" w:themeTint="80"/>
-          <w:lang w:val="en-US"/>
-        </w:rPr>
-      </w:pPr>
-      <w:r>
-        <w:rPr>
-          <w:color w:val="7F7F7F" w:themeColor="text1" w:themeTint="80"/>
-          <w:lang w:val="en-US"/>
-        </w:rPr>
-        <w:t>            if symbol not in x:</w:t>
-      </w:r>
-    </w:p>
-    <w:p>
-      <w:pPr>
-        <w:rPr>
-          <w:color w:val="7F7F7F" w:themeColor="text1" w:themeTint="80"/>
-          <w:lang w:val="en-US"/>
-        </w:rPr>
-      </w:pPr>
-      <w:r>
-        <w:rPr>
-          <w:color w:val="7F7F7F" w:themeColor="text1" w:themeTint="80"/>
-          <w:lang w:val="en-US"/>
-        </w:rPr>
-        <w:t>                x[symbol] = 1</w:t>
-      </w:r>
-    </w:p>
-    <w:p>
-      <w:pPr>
-        <w:rPr>
-          <w:color w:val="7F7F7F" w:themeColor="text1" w:themeTint="80"/>
-          <w:lang w:val="en-US"/>
-        </w:rPr>
-      </w:pPr>
-      <w:r>
-        <w:rPr>
-          <w:color w:val="7F7F7F" w:themeColor="text1" w:themeTint="80"/>
-          <w:lang w:val="en-US"/>
-        </w:rPr>
-        <w:t>            else:</w:t>
-      </w:r>
-    </w:p>
-    <w:p>
-      <w:pPr>
-        <w:rPr>
-          <w:color w:val="7F7F7F" w:themeColor="text1" w:themeTint="80"/>
-          <w:lang w:val="en-US"/>
-        </w:rPr>
-      </w:pPr>
-      <w:r>
-        <w:rPr>
-          <w:color w:val="7F7F7F" w:themeColor="text1" w:themeTint="80"/>
-          <w:lang w:val="en-US"/>
-        </w:rPr>
-        <w:t>                x[symbol] += 1</w:t>
-      </w:r>
-    </w:p>
-    <w:p>
-      <w:pPr>
-        <w:rPr>
-          <w:color w:val="7F7F7F" w:themeColor="text1" w:themeTint="80"/>
-          <w:lang w:val="en-US"/>
-        </w:rPr>
-      </w:pPr>
-      <w:r>
-        <w:rPr>
-          <w:color w:val="7F7F7F" w:themeColor="text1" w:themeTint="80"/>
-          <w:lang w:val="en-US"/>
-        </w:rPr>
-        <w:t>            n += 1</w:t>
-      </w:r>
-    </w:p>
-    <w:p>
-      <w:pPr>
-        <w:rPr>
-          <w:color w:val="7F7F7F" w:themeColor="text1" w:themeTint="80"/>
-          <w:lang w:val="en-US"/>
-        </w:rPr>
-      </w:pPr>
-    </w:p>
-    <w:p>
-      <w:pPr>
-        <w:rPr>
-          <w:color w:val="7F7F7F" w:themeColor="text1" w:themeTint="80"/>
-          <w:lang w:val="en-US"/>
-        </w:rPr>
-      </w:pPr>
-      <w:r>
-        <w:rPr>
-          <w:color w:val="7F7F7F" w:themeColor="text1" w:themeTint="80"/>
-          <w:lang w:val="en-US"/>
-        </w:rPr>
-        <w:t>    X = [i/n for i in x.values()]</w:t>
-      </w:r>
-    </w:p>
-    <w:p>
-      <w:pPr>
-        <w:rPr>
-          <w:color w:val="7F7F7F" w:themeColor="text1" w:themeTint="80"/>
-          <w:lang w:val="en-US"/>
-        </w:rPr>
-      </w:pPr>
-      <w:r>
-        <w:rPr>
-          <w:color w:val="7F7F7F" w:themeColor="text1" w:themeTint="80"/>
-          <w:lang w:val="en-US"/>
-        </w:rPr>
-        <w:t xml:space="preserve">    </w:t>
-      </w:r>
-    </w:p>
-    <w:p>
-      <w:pPr>
-        <w:rPr>
-          <w:color w:val="7F7F7F" w:themeColor="text1" w:themeTint="80"/>
-        </w:rPr>
-      </w:pPr>
-    </w:p>
-    <w:p>
-      <w:pPr>
-        <w:rPr>
-          <w:color w:val="7F7F7F" w:themeColor="text1" w:themeTint="80"/>
-          <w:lang w:val="en-US"/>
-        </w:rPr>
-      </w:pPr>
-      <w:r>
-        <w:rPr>
-          <w:color w:val="7F7F7F" w:themeColor="text1" w:themeTint="80"/>
-          <w:lang w:val="en-US"/>
-        </w:rPr>
-        <w:t>    for i in x.keys():</w:t>
-      </w:r>
-    </w:p>
-    <w:p>
-      <w:pPr>
-        <w:rPr>
-          <w:color w:val="7F7F7F" w:themeColor="text1" w:themeTint="80"/>
-          <w:lang w:val="en-US"/>
-        </w:rPr>
-      </w:pPr>
-      <w:r>
-        <w:rPr>
-          <w:color w:val="7F7F7F" w:themeColor="text1" w:themeTint="80"/>
-          <w:lang w:val="en-US"/>
-        </w:rPr>
-        <w:t>        if i == ' ':</w:t>
-      </w:r>
-    </w:p>
-    <w:p>
-      <w:pPr>
-        <w:rPr>
-          <w:color w:val="7F7F7F" w:themeColor="text1" w:themeTint="80"/>
-          <w:lang w:val="en-US"/>
-        </w:rPr>
-      </w:pPr>
-      <w:r>
-        <w:rPr>
-          <w:color w:val="7F7F7F" w:themeColor="text1" w:themeTint="80"/>
-          <w:lang w:val="en-US"/>
-        </w:rPr>
-        <w:t>            print(f"</w:t>
-      </w:r>
-      <w:r>
-        <w:rPr>
-          <w:color w:val="7F7F7F" w:themeColor="text1" w:themeTint="80"/>
-        </w:rPr>
-        <w:t>пробел</w:t>
-      </w:r>
-      <w:r>
-        <w:rPr>
-          <w:color w:val="7F7F7F" w:themeColor="text1" w:themeTint="80"/>
-          <w:lang w:val="en-US"/>
-        </w:rPr>
-        <w:t xml:space="preserve"> {x[i]}")</w:t>
-      </w:r>
-    </w:p>
-    <w:p>
-      <w:pPr>
-        <w:rPr>
-          <w:color w:val="7F7F7F" w:themeColor="text1" w:themeTint="80"/>
-          <w:lang w:val="en-US"/>
-        </w:rPr>
-      </w:pPr>
-      <w:r>
-        <w:rPr>
-          <w:color w:val="7F7F7F" w:themeColor="text1" w:themeTint="80"/>
-          <w:lang w:val="en-US"/>
-        </w:rPr>
-        <w:t>        else:</w:t>
-      </w:r>
-    </w:p>
-    <w:p>
-      <w:pPr>
-        <w:rPr>
-          <w:color w:val="7F7F7F" w:themeColor="text1" w:themeTint="80"/>
-          <w:lang w:val="en-US"/>
-        </w:rPr>
-      </w:pPr>
-      <w:r>
-        <w:rPr>
-          <w:color w:val="7F7F7F" w:themeColor="text1" w:themeTint="80"/>
-          <w:lang w:val="en-US"/>
-        </w:rPr>
-        <w:t>            print(f"{i} {x[i]}")</w:t>
-      </w:r>
-    </w:p>
-    <w:p>
-      <w:pPr>
-        <w:rPr>
-          <w:color w:val="7F7F7F" w:themeColor="text1" w:themeTint="80"/>
-          <w:lang w:val="en-US"/>
-        </w:rPr>
-      </w:pPr>
-      <w:r>
-        <w:rPr>
-          <w:color w:val="7F7F7F" w:themeColor="text1" w:themeTint="80"/>
-          <w:lang w:val="en-US"/>
-        </w:rPr>
-        <w:t xml:space="preserve">        </w:t>
-      </w:r>
-    </w:p>
-    <w:p>
-      <w:pPr>
-        <w:rPr>
-          <w:color w:val="7F7F7F" w:themeColor="text1" w:themeTint="80"/>
-          <w:lang w:val="en-US"/>
-        </w:rPr>
-      </w:pPr>
-      <w:r>
-        <w:rPr>
-          <w:color w:val="7F7F7F" w:themeColor="text1" w:themeTint="80"/>
-          <w:lang w:val="en-US"/>
-        </w:rPr>
-        <w:t>    for i in X:</w:t>
-      </w:r>
-    </w:p>
-    <w:p>
-      <w:pPr>
-        <w:rPr>
-          <w:color w:val="7F7F7F" w:themeColor="text1" w:themeTint="80"/>
-          <w:lang w:val="en-US"/>
-        </w:rPr>
-      </w:pPr>
-      <w:r>
-        <w:rPr>
-          <w:color w:val="7F7F7F" w:themeColor="text1" w:themeTint="80"/>
-          <w:lang w:val="en-US"/>
-        </w:rPr>
-        <w:t>        print(round(i, 5))</w:t>
-      </w:r>
-    </w:p>
-    <w:p>
-      <w:pPr>
-        <w:rPr>
-          <w:color w:val="7F7F7F" w:themeColor="text1" w:themeTint="80"/>
-          <w:lang w:val="en-US"/>
-        </w:rPr>
-      </w:pPr>
-      <w:r>
-        <w:rPr>
-          <w:color w:val="7F7F7F" w:themeColor="text1" w:themeTint="80"/>
-          <w:lang w:val="en-US"/>
-        </w:rPr>
-        <w:t>    entr = H(X)</w:t>
-      </w:r>
-    </w:p>
-    <w:p>
-      <w:pPr>
-        <w:rPr>
-          <w:color w:val="7F7F7F" w:themeColor="text1" w:themeTint="80"/>
-          <w:lang w:val="en-US"/>
-        </w:rPr>
-      </w:pPr>
-    </w:p>
-    <w:p>
-      <w:pPr>
-        <w:rPr>
-          <w:color w:val="7F7F7F" w:themeColor="text1" w:themeTint="80"/>
-          <w:lang w:val="en-US"/>
-        </w:rPr>
-      </w:pPr>
-      <w:r>
-        <w:rPr>
-          <w:color w:val="7F7F7F" w:themeColor="text1" w:themeTint="80"/>
-          <w:lang w:val="en-US"/>
-        </w:rPr>
-        <w:t>    print("</w:t>
-      </w:r>
-      <w:r>
-        <w:rPr>
-          <w:color w:val="7F7F7F" w:themeColor="text1" w:themeTint="80"/>
-        </w:rPr>
-        <w:t>Энтропия</w:t>
-      </w:r>
-      <w:r>
-        <w:rPr>
-          <w:color w:val="7F7F7F" w:themeColor="text1" w:themeTint="80"/>
-          <w:lang w:val="en-US"/>
-        </w:rPr>
-        <w:t>: ", entr)</w:t>
-      </w:r>
-    </w:p>
-    <w:p>
-      <w:pPr>
-        <w:rPr>
-          <w:color w:val="7F7F7F" w:themeColor="text1" w:themeTint="80"/>
-          <w:lang w:val="en-US"/>
-        </w:rPr>
-      </w:pPr>
-    </w:p>
-    <w:p>
-      <w:pPr>
-        <w:rPr>
-          <w:color w:val="7F7F7F" w:themeColor="text1" w:themeTint="80"/>
-          <w:lang w:val="en-US"/>
-        </w:rPr>
-      </w:pPr>
-      <w:r>
-        <w:rPr>
-          <w:color w:val="7F7F7F" w:themeColor="text1" w:themeTint="80"/>
-          <w:lang w:val="en-US"/>
-        </w:rPr>
-        <w:t>if __name__ == "__main__":</w:t>
-      </w:r>
-    </w:p>
-    <w:p>
-      <w:pPr>
-        <w:rPr>
-          <w:color w:val="7F7F7F" w:themeColor="text1" w:themeTint="80"/>
-        </w:rPr>
-      </w:pPr>
-      <w:r>
-        <w:rPr>
-          <w:color w:val="7F7F7F" w:themeColor="text1" w:themeTint="80"/>
-          <w:lang w:val="en-US"/>
-        </w:rPr>
-        <w:t xml:space="preserve">    </w:t>
-      </w:r>
-      <w:r>
-        <w:rPr>
-          <w:color w:val="7F7F7F" w:themeColor="text1" w:themeTint="80"/>
-        </w:rPr>
-        <w:t>main()</w:t>
-      </w:r>
-    </w:p>
-    <w:p/>
     <w:p>
       <w:pPr>
         <w:pStyle w:val="affff0"/>
         <w:jc w:val="both"/>
         <w:rPr>
           <w:sz w:val="28"/>
-        </w:rPr>
-      </w:pPr>
+          <w:lang w:val="en-US"/>
+        </w:rPr>
+      </w:pPr>
+    </w:p>
+    <w:p>
+      <w:pPr>
+        <w:pStyle w:val="afff4"/>
+      </w:pPr>
+      <w:r>
+        <w:t>Приложение</w:t>
+      </w:r>
+      <w:r>
+        <w:rPr>
+          <w:lang w:val="en-US"/>
+        </w:rPr>
+        <w:t xml:space="preserve"> </w:t>
+      </w:r>
+      <w:r>
+        <w:t>В</w:t>
+      </w:r>
     </w:p>
     <w:p>
       <w:pPr>
@@ -15356,108 +15686,52 @@
           <w:sz w:val="28"/>
         </w:rPr>
       </w:pPr>
-    </w:p>
-    <w:p>
-      <w:pPr>
-        <w:pStyle w:val="affff0"/>
-        <w:jc w:val="both"/>
+      <w:r>
         <w:rPr>
           <w:sz w:val="28"/>
         </w:rPr>
-      </w:pPr>
-    </w:p>
-    <w:p>
-      <w:pPr>
-        <w:pStyle w:val="affff0"/>
-        <w:jc w:val="both"/>
+        <w:t xml:space="preserve">озарение или </w:t>
+      </w:r>
+      <w:proofErr w:type="spellStart"/>
+      <w:r>
         <w:rPr>
           <w:sz w:val="28"/>
         </w:rPr>
-      </w:pPr>
-    </w:p>
-    <w:p>
-      <w:pPr>
-        <w:pStyle w:val="affff0"/>
-        <w:jc w:val="both"/>
+        <w:t>придумат</w:t>
+      </w:r>
+      <w:proofErr w:type="spellEnd"/>
+      <w:r>
         <w:rPr>
           <w:sz w:val="28"/>
         </w:rPr>
-      </w:pPr>
-    </w:p>
-    <w:p>
-      <w:pPr>
-        <w:pStyle w:val="affff0"/>
-        <w:jc w:val="both"/>
+        <w:t xml:space="preserve"> </w:t>
+      </w:r>
+      <w:proofErr w:type="spellStart"/>
+      <w:r>
         <w:rPr>
           <w:sz w:val="28"/>
         </w:rPr>
-      </w:pPr>
-    </w:p>
-    <w:p>
-      <w:pPr>
-        <w:pStyle w:val="affff0"/>
-        <w:jc w:val="both"/>
+        <w:t>чтонибуд</w:t>
+      </w:r>
+      <w:proofErr w:type="spellEnd"/>
+      <w:r>
         <w:rPr>
           <w:sz w:val="28"/>
         </w:rPr>
-      </w:pPr>
-    </w:p>
-    <w:p>
-      <w:pPr>
-        <w:pStyle w:val="afff4"/>
-        <w:rPr>
-          <w:lang w:val="en-US"/>
-        </w:rPr>
-      </w:pPr>
-      <w:r>
-        <w:t xml:space="preserve">Приложение </w:t>
-      </w:r>
-      <w:r>
-        <w:t>Г</w:t>
-      </w:r>
-      <w:r>
-        <w:br/>
-      </w:r>
-    </w:p>
-    <w:p>
-      <w:pPr>
-        <w:pStyle w:val="affff0"/>
-        <w:jc w:val="both"/>
+        <w:t xml:space="preserve"> </w:t>
+      </w:r>
+      <w:r>
         <w:rPr>
           <w:sz w:val="28"/>
         </w:rPr>
-      </w:pPr>
+        <w:t xml:space="preserve">еще более удивителное или просто распутничаеш и куриш травку в свое удоволствие или бродиш дни и ночи напролет по улочкам диптауна смотря на дело рук своихя хотел бы знат но  не оказатся на твоем месте ибо ты просто рядовой жител виртуалности со всеми своими миллионами и прототипом восмерки в качестве домашнего компютера глубина держит тебя так же цепко как провинциалного программиста из российской глубинки месяцами копящего денги на визит в диптаунты не дайвер дима и потому я счастливее тебякомната та же но за окном всполохи рекламы и легкий шум машин все в порядке леняоглядываюс да я пойду погуляю викаберу со стола дискету с добытым файлом прячу в карман на полке среди десятка книг и стопки сидишников лежит плейер засовываю в него диск эло надеваю наушники включаю    чего и хотелос под бодрую музыку выхожу из квартиры запираю дверна этот раз жучков нет на тротуаре я поднимаю руку торможу такси водител на этот раз  пожилой грузный очен интеллигентный мужчина компания диппроводник рада приветствоват вас ленякиваю сажус к ресторану три поросенкаводител кивает этот адрес ему известен едем быстро пара поворотов и перед нами странное здание  частично каменное частично деревянное частично из соломенных циновок захожу в давно знакомый ресторанчик осматриваюспомещение поделено на три части  блюда восточной кухни подают в той что выстроена из циновок европейскую можно отведат в каменной русскую естественно  в деревяннойест мне не хочется виртуалная еда субъективно насыщает и когда у меня полный финансовый напряг я начинаю питатся в трех поросятах но сейчас надо просто дождатся поделщикаиду прямо к стойке бара за которой стоит плотный молодой мужчина на ходу стягивая наушники здравствуй андрейиногда хозяин ресторана сам обслуживает виртуалных клиентов однако сегодня явно не тот случай глаза </w:t>
+      </w:r>
       <w:r>
         <w:rPr>
           <w:sz w:val="28"/>
         </w:rPr>
-        <w:t>озарение или придумат чтонибуд</w:t>
-      </w:r>
-      <w:r>
-        <w:rPr>
-          <w:sz w:val="28"/>
-        </w:rPr>
-        <w:t xml:space="preserve"> </w:t>
-      </w:r>
-      <w:r>
-        <w:rPr>
-          <w:sz w:val="28"/>
-        </w:rPr>
-        <w:t xml:space="preserve">еще более удивителное или просто распутничаеш и куриш травку в свое удоволствие или бродиш дни и ночи напролет по улочкам диптауна смотря на дело рук своихя хотел бы знат но  не оказатся на твоем месте ибо ты просто рядовой жител виртуалности со всеми своими миллионами и прототипом восмерки в качестве домашнего компютера глубина держит тебя так же цепко как провинциалного программиста из российской глубинки месяцами копящего денги на визит в диптаунты не дайвер дима и потому я счастливее тебякомната та же но за окном всполохи рекламы и легкий шум машин все в порядке леняоглядываюс да я пойду погуляю викаберу со стола дискету с добытым файлом прячу в карман на полке среди десятка книг и стопки сидишников лежит плейер засовываю в него диск эло надеваю наушники включаю    чего и хотелос под бодрую музыку выхожу из квартиры запираю дверна этот раз жучков нет на тротуаре я поднимаю руку торможу такси водител на этот раз  пожилой грузный очен интеллигентный мужчина компания диппроводник рада приветствоват вас ленякиваю сажус к ресторану три поросенкаводител кивает этот адрес ему известен едем быстро пара поворотов и перед нами странное здание  частично каменное частично деревянное частично из соломенных циновок захожу в давно знакомый ресторанчик осматриваюспомещение поделено на три части  блюда восточной кухни подают в той что выстроена из циновок европейскую можно отведат в каменной русскую естественно  в деревяннойест мне не </w:t>
-      </w:r>
-      <w:r>
-        <w:rPr>
-          <w:sz w:val="28"/>
-        </w:rPr>
         <w:lastRenderedPageBreak/>
-        <w:t xml:space="preserve">хочется виртуалная еда субъективно насыщает и когда у меня полный финансовый напряг я начинаю питатся в трех поросятах но сейчас надо просто дождатся поделщикаиду прямо к стойке бара за которой стоит плотный молодой мужчина на ходу стягивая наушники здравствуй андрейиногда хозяин ресторана сам обслуживает виртуалных клиентов однако сегодня явно не тот случай глаза бармена оживляются но это чисто механическая любезност здравствуй что будеш пит джинтоник со лдом обычныйсмотрю как бармен смешивает напиток тоник  настоящий швепс джин приличный бифитер компании производящие спиртное позволяют исползоват в виртуалности образы их продукции за самую символическую плату рекламапепсикола вообще бесплатна  это был их рекламный ход зато кокакола стоит ровно столко же как и в реалностии ее покупаютберу стакан присаживаюс за свободный столик наблюдаю за посетителями это всегда интересномужчин и женщин приблизително поровну женщины все как на подбор красавицы самые разные от блондинок скандинавского типа и до негритянок с антрацитовой кожей мужики в основном уроды нет на самом деле это не так просто мое подсознание подмечает все глупости в виртуалных личинах мужчин  и диспропорцию излишне мускулистых фигур и слишком узнаваемые физиономии киноактеров налепленные на тела културистовдля женщин милостиво делается исключение они все прекрасныделаю глоток джина расслабленно опираюс на стойку хорошони один настоящий бар или ресторан не сравнится с виртуалным здес всегда вкусно готовят здес не приходится ожидат официантов лошадиная доза спиртного не вызовет похмеляа вот опянет можно вполне какникак опыт в этом деле ест и подсознание радостно ныряет в алкоголный дурман может быт в это время организм начинает вырабатыват естественные наркотики  эндорфины не знаю во всяком случае после выхода из глубины опянение проходит не сразу можно  ко мне подсаживается девушка светлые волосы чистая чут бледная матовая кожа простой белый костюм на груди медалончик на золотой цепочке  наверняка какаято программка симпатичная и слава богу неузнаваемая или сама конструировала лицо или опиралас на редкую картину или нашла в какомто филме симпатичную но не примелкавшуюся мордашку конечно  разворачиваюс к ней бармен уже подает девушке бокал белого вина чилийское император у девочки хороший вкус я часто вас здес вижу  сообщает девушкадзиндзин  тревожный звоночек в мозгу удивително  замечаю я  не так уж часто я тут появляюс зато я  постоянно  говорит девушкаложя могу выйти из виртуалности и проверит те два десятка контролных фотографий что хранятся на компютере посетители бара за последние два месяца всегда полезно запомнит новые лицано зачем я и так помню что никогда не встречал этого лица я носила другие лица  девушка словно угадывает мои мысли  а вы всегда ходите в одном это дорогое удоволствие менят образ  начинаю  самоуничижатся лепит себя из шварцнеггера и сталлоне  глупо а нанимат специалиста мне не по карману глубина сама по себе  дорогая штукадевушка называет виртуалност глубиной и мне это нравитсяв отличие от всего осталного поведенияпожимаю плечами странный разговор простите вы вед  русский  спрашивает девушкакиваю в виртуалности очен много русских  нигде в мире контрол за машинным временем не поставлен так плохо как у нас простите  девушка покусывает губки она явно волнуется  я наверное крайне бестактна но </w:t>
-      </w:r>
-      <w:r>
-        <w:rPr>
-          <w:sz w:val="28"/>
-        </w:rPr>
-        <w:lastRenderedPageBreak/>
-        <w:t>как вас зовутя понимаю не дмитрий дибенко вас вед именно это интересуетдевушка испытующе смотрит мне в лицо потом кивает залпом допивает вино я не лгу  мягко говорю я  честное слово верю  девушка кивает бармену потом протягивает мне руку  надяпожимаю ладон представляюс леонидвот и познакомилис тепер можно на ты глубина демократична излишне</w:t>
+        <w:t>бармена оживляются но это чисто механическая любезност здравствуй что будеш пит джинтоник со лдом обычныйсмотрю как бармен смешивает напиток тоник  настоящий швепс джин приличный бифитер компании производящие спиртное позволяют исползоват в виртуалности образы их продукции за самую символическую плату рекламапепсикола вообще бесплатна  это был их рекламный ход зато кокакола стоит ровно столко же как и в реалностии ее покупаютберу стакан присаживаюс за свободный столик наблюдаю за посетителями это всегда интересномужчин и женщин приблизително поровну женщины все как на подбор красавицы самые разные от блондинок скандинавского типа и до негритянок с антрацитовой кожей мужики в основном уроды нет на самом деле это не так просто мое подсознание подмечает все глупости в виртуалных личинах мужчин  и диспропорцию излишне мускулистых фигур и слишком узнаваемые физиономии киноактеров налепленные на тела културистовдля женщин милостиво делается исключение они все прекрасныделаю глоток джина расслабленно опираюс на стойку хорошони один настоящий бар или ресторан не сравнится с виртуалным здес всегда вкусно готовят здес не приходится ожидат официантов лошадиная доза спиртного не вызовет похмеляа вот опянет можно вполне какникак опыт в этом деле ест и подсознание радостно ныряет в алкоголный дурман может быт в это время организм начинает вырабатыват естественные наркотики  эндорфины не знаю во всяком случае после выхода из глубины опянение проходит не сразу можно  ко мне подсаживается девушка светлые волосы чистая чут бледная матовая кожа простой белый костюм на груди медалончик на золотой цепочке  наверняка какаято программка симпатичная и слава богу неузнаваемая или сама конструировала лицо или опиралас на редкую картину или нашла в какомто филме симпатичную но не примелкавшуюся мордашку конечно  разворачиваюс к ней бармен уже подает девушке бокал белого вина чилийское император у девочки хороший вкус я часто вас здес вижу  сообщает девушкадзиндзин  тревожный звоночек в мозгу удивително  замечаю я  не так уж часто я тут появляюс зато я  постоянно  говорит девушкаложя могу выйти из виртуалности и проверит те два десятка контролных фотографий что хранятся на компютере посетители бара за последние два месяца всегда полезно запомнит новые лицано зачем я и так помню что никогда не встречал этого лица я носила другие лица  девушка словно угадывает мои мысли  а вы всегда ходите в одном это дорогое удоволствие менят образ  начинаю  самоуничижатся лепит себя из шварцнеггера и сталлоне  глупо а нанимат специалиста мне не по карману глубина сама по себе  дорогая штукадевушка называет виртуалност глубиной и мне это нравитсяв отличие от всего осталного поведенияпожимаю плечами странный разговор простите вы вед  русский  спрашивает девушкакиваю в виртуалности очен много русских  нигде в мире контрол за машинным временем не поставлен так плохо как у нас простите  девушка покусывает губки она явно волнуется  я наверное крайне бестактна но как вас зовутя понимаю не дмитрий дибенко вас вед именно это интересуетдевушка испытующе смотрит мне в лицо потом кивает залпом допивает вино я не лгу  мягко говорю я  честное слово верю  девушка кивает бармену потом протягивает мне руку  надяпожимаю ладон представляюс леонидвот и познакомилис тепер можно на ты глубина демократична излишне</w:t>
       </w:r>
     </w:p>
     <w:sectPr>

--- a/semester_4/Теория информации/lab1/БПИ24-01_КарапетьянЯР_Лабораторная1_Отчёт.docx
+++ b/semester_4/Теория информации/lab1/БПИ24-01_КарапетьянЯР_Лабораторная1_Отчёт.docx
@@ -3002,9 +3002,6 @@
         <w:t>.</w:t>
       </w:r>
       <w:r>
-        <w:rPr>
-          <w:lang w:val="en-US"/>
-        </w:rPr>
         <w:t>1</w:t>
       </w:r>
       <w:r>
@@ -13571,6 +13568,52 @@
         </w:rPr>
         <w:t>Листинг программы Б.1</w:t>
       </w:r>
+      <w:r>
+        <w:rPr>
+          <w:color w:val="000000" w:themeColor="text1"/>
+        </w:rPr>
+        <w:t xml:space="preserve"> – </w:t>
+      </w:r>
+      <w:r>
+        <w:rPr>
+          <w:color w:val="000000" w:themeColor="text1"/>
+        </w:rPr>
+        <w:t xml:space="preserve">получение </w:t>
+      </w:r>
+      <w:r>
+        <w:rPr>
+          <w:color w:val="000000" w:themeColor="text1"/>
+        </w:rPr>
+        <w:t>-</w:t>
+      </w:r>
+      <w:proofErr w:type="spellStart"/>
+      <w:r>
+        <w:rPr>
+          <w:color w:val="000000" w:themeColor="text1"/>
+          <w:lang w:val="en-US"/>
+        </w:rPr>
+        <w:t>plog</w:t>
+      </w:r>
+      <w:proofErr w:type="spellEnd"/>
+      <w:r>
+        <w:rPr>
+          <w:color w:val="000000" w:themeColor="text1"/>
+        </w:rPr>
+        <w:t>2(</w:t>
+      </w:r>
+      <w:r>
+        <w:rPr>
+          <w:color w:val="000000" w:themeColor="text1"/>
+          <w:lang w:val="en-US"/>
+        </w:rPr>
+        <w:t>p</w:t>
+      </w:r>
+      <w:r>
+        <w:rPr>
+          <w:color w:val="000000" w:themeColor="text1"/>
+        </w:rPr>
+        <w:t>)</w:t>
+      </w:r>
     </w:p>
     <w:p>
       <w:pPr>
@@ -13920,7 +13963,6 @@
       <w:r>
         <w:rPr>
           <w:color w:val="000000" w:themeColor="text1"/>
-          <w:lang w:val="en-US"/>
         </w:rPr>
         <w:t xml:space="preserve"> </w:t>
       </w:r>
@@ -13933,7 +13975,6 @@
       <w:r>
         <w:rPr>
           <w:color w:val="000000" w:themeColor="text1"/>
-          <w:lang w:val="en-US"/>
         </w:rPr>
         <w:t xml:space="preserve"> </w:t>
       </w:r>
@@ -13946,7 +13987,6 @@
       <w:r>
         <w:rPr>
           <w:color w:val="000000" w:themeColor="text1"/>
-          <w:lang w:val="en-US"/>
         </w:rPr>
         <w:t>.</w:t>
       </w:r>
@@ -13955,6 +13995,56 @@
           <w:color w:val="000000" w:themeColor="text1"/>
         </w:rPr>
         <w:t>2</w:t>
+      </w:r>
+      <w:r>
+        <w:rPr>
+          <w:color w:val="000000" w:themeColor="text1"/>
+        </w:rPr>
+        <w:t xml:space="preserve"> </w:t>
+      </w:r>
+      <w:r>
+        <w:rPr>
+          <w:color w:val="000000" w:themeColor="text1"/>
+        </w:rPr>
+        <w:t>–</w:t>
+      </w:r>
+      <w:r>
+        <w:rPr>
+          <w:color w:val="000000" w:themeColor="text1"/>
+        </w:rPr>
+        <w:t xml:space="preserve"> </w:t>
+      </w:r>
+      <w:r>
+        <w:rPr>
+          <w:color w:val="000000" w:themeColor="text1"/>
+        </w:rPr>
+        <w:t xml:space="preserve">получение и вывод графика зависимости </w:t>
+      </w:r>
+      <w:r>
+        <w:rPr>
+          <w:color w:val="000000" w:themeColor="text1"/>
+          <w:lang w:val="en-US"/>
+        </w:rPr>
+        <w:t>n</w:t>
+      </w:r>
+      <w:r>
+        <w:rPr>
+          <w:color w:val="000000" w:themeColor="text1"/>
+        </w:rPr>
+        <w:t>(</w:t>
+      </w:r>
+      <w:r>
+        <w:rPr>
+          <w:color w:val="000000" w:themeColor="text1"/>
+          <w:lang w:val="en-US"/>
+        </w:rPr>
+        <w:t>p</w:t>
+      </w:r>
+      <w:r>
+        <w:rPr>
+          <w:color w:val="000000" w:themeColor="text1"/>
+        </w:rPr>
+        <w:t>)</w:t>
       </w:r>
     </w:p>
     <w:p>
@@ -13964,7 +14054,6 @@
         <w:rPr>
           <w:color w:val="7F7F7F" w:themeColor="text1" w:themeTint="80"/>
           <w:szCs w:val="24"/>
-          <w:lang w:val="en-US"/>
         </w:rPr>
       </w:pPr>
       <w:r>
@@ -13973,7 +14062,22 @@
           <w:szCs w:val="24"/>
           <w:lang w:val="en-US"/>
         </w:rPr>
-        <w:t>import math</w:t>
+        <w:t>import</w:t>
+      </w:r>
+      <w:r>
+        <w:rPr>
+          <w:color w:val="7F7F7F" w:themeColor="text1" w:themeTint="80"/>
+          <w:szCs w:val="24"/>
+        </w:rPr>
+        <w:t xml:space="preserve"> </w:t>
+      </w:r>
+      <w:r>
+        <w:rPr>
+          <w:color w:val="7F7F7F" w:themeColor="text1" w:themeTint="80"/>
+          <w:szCs w:val="24"/>
+          <w:lang w:val="en-US"/>
+        </w:rPr>
+        <w:t>math</w:t>
       </w:r>
     </w:p>
     <w:p>
@@ -13992,7 +14096,45 @@
           <w:szCs w:val="24"/>
           <w:lang w:val="en-US"/>
         </w:rPr>
-        <w:t xml:space="preserve">import matplotlib.pyplot as plt </w:t>
+        <w:t xml:space="preserve">import </w:t>
+      </w:r>
+      <w:proofErr w:type="spellStart"/>
+      <w:proofErr w:type="gramStart"/>
+      <w:r>
+        <w:rPr>
+          <w:color w:val="7F7F7F" w:themeColor="text1" w:themeTint="80"/>
+          <w:szCs w:val="24"/>
+          <w:lang w:val="en-US"/>
+        </w:rPr>
+        <w:t>matplotlib.pyplot</w:t>
+      </w:r>
+      <w:proofErr w:type="spellEnd"/>
+      <w:proofErr w:type="gramEnd"/>
+      <w:r>
+        <w:rPr>
+          <w:color w:val="7F7F7F" w:themeColor="text1" w:themeTint="80"/>
+          <w:szCs w:val="24"/>
+          <w:lang w:val="en-US"/>
+        </w:rPr>
+        <w:t xml:space="preserve"> as </w:t>
+      </w:r>
+      <w:proofErr w:type="spellStart"/>
+      <w:r>
+        <w:rPr>
+          <w:color w:val="7F7F7F" w:themeColor="text1" w:themeTint="80"/>
+          <w:szCs w:val="24"/>
+          <w:lang w:val="en-US"/>
+        </w:rPr>
+        <w:t>plt</w:t>
+      </w:r>
+      <w:proofErr w:type="spellEnd"/>
+      <w:r>
+        <w:rPr>
+          <w:color w:val="7F7F7F" w:themeColor="text1" w:themeTint="80"/>
+          <w:szCs w:val="24"/>
+          <w:lang w:val="en-US"/>
+        </w:rPr>
+        <w:t xml:space="preserve"> </w:t>
       </w:r>
     </w:p>
     <w:p>
@@ -14402,15 +14544,38 @@
         </w:rPr>
       </w:pPr>
     </w:p>
-    <w:p/>
-    <w:p/>
-    <w:p/>
-    <w:p/>
+    <w:p>
+      <w:pPr>
+        <w:rPr>
+          <w:lang w:val="en-US"/>
+        </w:rPr>
+      </w:pPr>
+    </w:p>
+    <w:p>
+      <w:pPr>
+        <w:rPr>
+          <w:lang w:val="en-US"/>
+        </w:rPr>
+      </w:pPr>
+    </w:p>
+    <w:p>
+      <w:pPr>
+        <w:rPr>
+          <w:lang w:val="en-US"/>
+        </w:rPr>
+      </w:pPr>
+    </w:p>
+    <w:p>
+      <w:pPr>
+        <w:rPr>
+          <w:lang w:val="en-US"/>
+        </w:rPr>
+      </w:pPr>
+    </w:p>
     <w:p>
       <w:pPr>
         <w:rPr>
           <w:color w:val="000000" w:themeColor="text1"/>
-          <w:lang w:val="en-US"/>
         </w:rPr>
       </w:pPr>
       <w:r>
@@ -14423,7 +14588,6 @@
       <w:r>
         <w:rPr>
           <w:color w:val="000000" w:themeColor="text1"/>
-          <w:lang w:val="en-US"/>
         </w:rPr>
         <w:t xml:space="preserve"> </w:t>
       </w:r>
@@ -14436,7 +14600,6 @@
       <w:r>
         <w:rPr>
           <w:color w:val="000000" w:themeColor="text1"/>
-          <w:lang w:val="en-US"/>
         </w:rPr>
         <w:t xml:space="preserve"> </w:t>
       </w:r>
@@ -14449,9 +14612,28 @@
       <w:r>
         <w:rPr>
           <w:color w:val="000000" w:themeColor="text1"/>
-          <w:lang w:val="en-US"/>
         </w:rPr>
         <w:t>.3</w:t>
+      </w:r>
+      <w:r>
+        <w:rPr>
+          <w:color w:val="000000" w:themeColor="text1"/>
+        </w:rPr>
+        <w:t xml:space="preserve"> – </w:t>
+      </w:r>
+      <w:proofErr w:type="spellStart"/>
+      <w:r>
+        <w:rPr>
+          <w:color w:val="000000" w:themeColor="text1"/>
+        </w:rPr>
+        <w:t>энтропиия</w:t>
+      </w:r>
+      <w:proofErr w:type="spellEnd"/>
+      <w:r>
+        <w:rPr>
+          <w:color w:val="000000" w:themeColor="text1"/>
+        </w:rPr>
+        <w:t xml:space="preserve"> русского алфавита по таблице</w:t>
       </w:r>
     </w:p>
     <w:p>
@@ -14933,7 +15115,6 @@
       <w:r>
         <w:rPr>
           <w:color w:val="000000" w:themeColor="text1"/>
-          <w:lang w:val="en-US"/>
         </w:rPr>
         <w:t xml:space="preserve"> </w:t>
       </w:r>
@@ -14946,7 +15127,6 @@
       <w:r>
         <w:rPr>
           <w:color w:val="000000" w:themeColor="text1"/>
-          <w:lang w:val="en-US"/>
         </w:rPr>
         <w:t xml:space="preserve"> </w:t>
       </w:r>
@@ -14959,15 +15139,14 @@
       <w:r>
         <w:rPr>
           <w:color w:val="000000" w:themeColor="text1"/>
-          <w:lang w:val="en-US"/>
-        </w:rPr>
-        <w:t>.</w:t>
+        </w:rPr>
+        <w:t>.4</w:t>
       </w:r>
       <w:r>
         <w:rPr>
           <w:color w:val="000000" w:themeColor="text1"/>
         </w:rPr>
-        <w:t>4</w:t>
+        <w:t xml:space="preserve"> – энтропия русского </w:t>
       </w:r>
     </w:p>
     <w:p>
@@ -15362,6 +15541,7 @@
       <w:r>
         <w:rPr>
           <w:color w:val="7F7F7F" w:themeColor="text1" w:themeTint="80"/>
+          <w:lang w:val="en-US"/>
         </w:rPr>
         <w:t xml:space="preserve">               </w:t>
       </w:r>
@@ -15391,7 +15571,23 @@
           <w:color w:val="7F7F7F" w:themeColor="text1" w:themeTint="80"/>
           <w:lang w:val="en-US"/>
         </w:rPr>
-        <w:t xml:space="preserve">for i in </w:t>
+        <w:t xml:space="preserve">for </w:t>
+      </w:r>
+      <w:proofErr w:type="spellStart"/>
+      <w:r>
+        <w:rPr>
+          <w:color w:val="7F7F7F" w:themeColor="text1" w:themeTint="80"/>
+          <w:lang w:val="en-US"/>
+        </w:rPr>
+        <w:t>i</w:t>
+      </w:r>
+      <w:proofErr w:type="spellEnd"/>
+      <w:r>
+        <w:rPr>
+          <w:color w:val="7F7F7F" w:themeColor="text1" w:themeTint="80"/>
+          <w:lang w:val="en-US"/>
+        </w:rPr>
+        <w:t xml:space="preserve"> in </w:t>
       </w:r>
       <w:proofErr w:type="spellStart"/>
       <w:proofErr w:type="gramStart"/>
@@ -15648,6 +15844,7 @@
         <w:jc w:val="both"/>
         <w:rPr>
           <w:sz w:val="28"/>
+          <w:lang w:val="en-US"/>
         </w:rPr>
       </w:pPr>
     </w:p>
@@ -15664,6 +15861,9 @@
     <w:p>
       <w:pPr>
         <w:pStyle w:val="afff4"/>
+        <w:rPr>
+          <w:lang w:val="en-US"/>
+        </w:rPr>
       </w:pPr>
       <w:r>
         <w:t>Приложение</w:t>
